--- a/docs/AflAlert_Technical_Report.docx
+++ b/docs/AflAlert_Technical_Report.docx
@@ -325,7 +325,7 @@
       <w:r>
         <w:fldChar w:fldCharType="separate"/>
       </w:r>
-      <w:hyperlink w:anchor="_Toc236496760" w:history="1">
+      <w:hyperlink w:anchor="_Toc236500329" w:history="1">
         <w:r>
           <w:rPr>
             <w:rStyle w:val="Hyperlink"/>
@@ -352,7 +352,7 @@
             <w:noProof/>
             <w:webHidden/>
           </w:rPr>
-          <w:instrText xml:space="preserve"> PAGEREF _Toc236496760 \h </w:instrText>
+          <w:instrText xml:space="preserve"> PAGEREF _Toc236500329 \h </w:instrText>
         </w:r>
         <w:r>
           <w:rPr>
@@ -393,7 +393,7 @@
           <w:noProof/>
         </w:rPr>
       </w:pPr>
-      <w:hyperlink w:anchor="_Toc236496761" w:history="1">
+      <w:hyperlink w:anchor="_Toc236500330" w:history="1">
         <w:r>
           <w:rPr>
             <w:rStyle w:val="Hyperlink"/>
@@ -420,7 +420,7 @@
             <w:noProof/>
             <w:webHidden/>
           </w:rPr>
-          <w:instrText xml:space="preserve"> PAGEREF _Toc236496761 \h </w:instrText>
+          <w:instrText xml:space="preserve"> PAGEREF _Toc236500330 \h </w:instrText>
         </w:r>
         <w:r>
           <w:rPr>
@@ -461,7 +461,7 @@
           <w:noProof/>
         </w:rPr>
       </w:pPr>
-      <w:hyperlink w:anchor="_Toc236496762" w:history="1">
+      <w:hyperlink w:anchor="_Toc236500331" w:history="1">
         <w:r>
           <w:rPr>
             <w:rStyle w:val="Hyperlink"/>
@@ -488,7 +488,7 @@
             <w:noProof/>
             <w:webHidden/>
           </w:rPr>
-          <w:instrText xml:space="preserve"> PAGEREF _Toc236496762 \h </w:instrText>
+          <w:instrText xml:space="preserve"> PAGEREF _Toc236500331 \h </w:instrText>
         </w:r>
         <w:r>
           <w:rPr>
@@ -529,7 +529,7 @@
           <w:noProof/>
         </w:rPr>
       </w:pPr>
-      <w:hyperlink w:anchor="_Toc236496763" w:history="1">
+      <w:hyperlink w:anchor="_Toc236500332" w:history="1">
         <w:r>
           <w:rPr>
             <w:rStyle w:val="Hyperlink"/>
@@ -556,7 +556,7 @@
             <w:noProof/>
             <w:webHidden/>
           </w:rPr>
-          <w:instrText xml:space="preserve"> PAGEREF _Toc236496763 \h </w:instrText>
+          <w:instrText xml:space="preserve"> PAGEREF _Toc236500332 \h </w:instrText>
         </w:r>
         <w:r>
           <w:rPr>
@@ -597,7 +597,7 @@
           <w:noProof/>
         </w:rPr>
       </w:pPr>
-      <w:hyperlink w:anchor="_Toc236496764" w:history="1">
+      <w:hyperlink w:anchor="_Toc236500333" w:history="1">
         <w:r>
           <w:rPr>
             <w:rStyle w:val="Hyperlink"/>
@@ -624,7 +624,7 @@
             <w:noProof/>
             <w:webHidden/>
           </w:rPr>
-          <w:instrText xml:space="preserve"> PAGEREF _Toc236496764 \h </w:instrText>
+          <w:instrText xml:space="preserve"> PAGEREF _Toc236500333 \h </w:instrText>
         </w:r>
         <w:r>
           <w:rPr>
@@ -665,7 +665,7 @@
           <w:noProof/>
         </w:rPr>
       </w:pPr>
-      <w:hyperlink w:anchor="_Toc236496765" w:history="1">
+      <w:hyperlink w:anchor="_Toc236500334" w:history="1">
         <w:r>
           <w:rPr>
             <w:rStyle w:val="Hyperlink"/>
@@ -692,7 +692,7 @@
             <w:noProof/>
             <w:webHidden/>
           </w:rPr>
-          <w:instrText xml:space="preserve"> PAGEREF _Toc236496765 \h </w:instrText>
+          <w:instrText xml:space="preserve"> PAGEREF _Toc236500334 \h </w:instrText>
         </w:r>
         <w:r>
           <w:rPr>
@@ -733,7 +733,7 @@
           <w:noProof/>
         </w:rPr>
       </w:pPr>
-      <w:hyperlink w:anchor="_Toc236496766" w:history="1">
+      <w:hyperlink w:anchor="_Toc236500335" w:history="1">
         <w:r>
           <w:rPr>
             <w:rStyle w:val="Hyperlink"/>
@@ -760,7 +760,7 @@
             <w:noProof/>
             <w:webHidden/>
           </w:rPr>
-          <w:instrText xml:space="preserve"> PAGEREF _Toc236496766 \h </w:instrText>
+          <w:instrText xml:space="preserve"> PAGEREF _Toc236500335 \h </w:instrText>
         </w:r>
         <w:r>
           <w:rPr>
@@ -801,7 +801,7 @@
           <w:noProof/>
         </w:rPr>
       </w:pPr>
-      <w:hyperlink w:anchor="_Toc236496767" w:history="1">
+      <w:hyperlink w:anchor="_Toc236500336" w:history="1">
         <w:r>
           <w:rPr>
             <w:rStyle w:val="Hyperlink"/>
@@ -828,7 +828,7 @@
             <w:noProof/>
             <w:webHidden/>
           </w:rPr>
-          <w:instrText xml:space="preserve"> PAGEREF _Toc236496767 \h </w:instrText>
+          <w:instrText xml:space="preserve"> PAGEREF _Toc236500336 \h </w:instrText>
         </w:r>
         <w:r>
           <w:rPr>
@@ -869,7 +869,7 @@
           <w:noProof/>
         </w:rPr>
       </w:pPr>
-      <w:hyperlink w:anchor="_Toc236496768" w:history="1">
+      <w:hyperlink w:anchor="_Toc236500337" w:history="1">
         <w:r>
           <w:rPr>
             <w:rStyle w:val="Hyperlink"/>
@@ -896,7 +896,7 @@
             <w:noProof/>
             <w:webHidden/>
           </w:rPr>
-          <w:instrText xml:space="preserve"> PAGEREF _Toc236496768 \h </w:instrText>
+          <w:instrText xml:space="preserve"> PAGEREF _Toc236500337 \h </w:instrText>
         </w:r>
         <w:r>
           <w:rPr>
@@ -937,7 +937,7 @@
           <w:noProof/>
         </w:rPr>
       </w:pPr>
-      <w:hyperlink w:anchor="_Toc236496769" w:history="1">
+      <w:hyperlink w:anchor="_Toc236500338" w:history="1">
         <w:r>
           <w:rPr>
             <w:rStyle w:val="Hyperlink"/>
@@ -964,7 +964,7 @@
             <w:noProof/>
             <w:webHidden/>
           </w:rPr>
-          <w:instrText xml:space="preserve"> PAGEREF _Toc236496769 \h </w:instrText>
+          <w:instrText xml:space="preserve"> PAGEREF _Toc236500338 \h </w:instrText>
         </w:r>
         <w:r>
           <w:rPr>
@@ -1005,7 +1005,7 @@
           <w:noProof/>
         </w:rPr>
       </w:pPr>
-      <w:hyperlink w:anchor="_Toc236496770" w:history="1">
+      <w:hyperlink w:anchor="_Toc236500339" w:history="1">
         <w:r>
           <w:rPr>
             <w:rStyle w:val="Hyperlink"/>
@@ -1032,7 +1032,7 @@
             <w:noProof/>
             <w:webHidden/>
           </w:rPr>
-          <w:instrText xml:space="preserve"> PAGEREF _Toc236496770 \h </w:instrText>
+          <w:instrText xml:space="preserve"> PAGEREF _Toc236500339 \h </w:instrText>
         </w:r>
         <w:r>
           <w:rPr>
@@ -1073,7 +1073,7 @@
           <w:noProof/>
         </w:rPr>
       </w:pPr>
-      <w:hyperlink w:anchor="_Toc236496771" w:history="1">
+      <w:hyperlink w:anchor="_Toc236500340" w:history="1">
         <w:r>
           <w:rPr>
             <w:rStyle w:val="Hyperlink"/>
@@ -1100,7 +1100,7 @@
             <w:noProof/>
             <w:webHidden/>
           </w:rPr>
-          <w:instrText xml:space="preserve"> PAGEREF _Toc236496771 \h </w:instrText>
+          <w:instrText xml:space="preserve"> PAGEREF _Toc236500340 \h </w:instrText>
         </w:r>
         <w:r>
           <w:rPr>
@@ -1141,7 +1141,7 @@
           <w:noProof/>
         </w:rPr>
       </w:pPr>
-      <w:hyperlink w:anchor="_Toc236496772" w:history="1">
+      <w:hyperlink w:anchor="_Toc236500341" w:history="1">
         <w:r>
           <w:rPr>
             <w:rStyle w:val="Hyperlink"/>
@@ -1168,7 +1168,7 @@
             <w:noProof/>
             <w:webHidden/>
           </w:rPr>
-          <w:instrText xml:space="preserve"> PAGEREF _Toc236496772 \h </w:instrText>
+          <w:instrText xml:space="preserve"> PAGEREF _Toc236500341 \h </w:instrText>
         </w:r>
         <w:r>
           <w:rPr>
@@ -1209,7 +1209,7 @@
           <w:noProof/>
         </w:rPr>
       </w:pPr>
-      <w:hyperlink w:anchor="_Toc236496773" w:history="1">
+      <w:hyperlink w:anchor="_Toc236500342" w:history="1">
         <w:r>
           <w:rPr>
             <w:rStyle w:val="Hyperlink"/>
@@ -1236,7 +1236,7 @@
             <w:noProof/>
             <w:webHidden/>
           </w:rPr>
-          <w:instrText xml:space="preserve"> PAGEREF _Toc236496773 \h </w:instrText>
+          <w:instrText xml:space="preserve"> PAGEREF _Toc236500342 \h </w:instrText>
         </w:r>
         <w:r>
           <w:rPr>
@@ -1277,7 +1277,7 @@
           <w:noProof/>
         </w:rPr>
       </w:pPr>
-      <w:hyperlink w:anchor="_Toc236496774" w:history="1">
+      <w:hyperlink w:anchor="_Toc236500343" w:history="1">
         <w:r>
           <w:rPr>
             <w:rStyle w:val="Hyperlink"/>
@@ -1304,7 +1304,7 @@
             <w:noProof/>
             <w:webHidden/>
           </w:rPr>
-          <w:instrText xml:space="preserve"> PAGEREF _Toc236496774 \h </w:instrText>
+          <w:instrText xml:space="preserve"> PAGEREF _Toc236500343 \h </w:instrText>
         </w:r>
         <w:r>
           <w:rPr>
@@ -1324,7 +1324,7 @@
             <w:noProof/>
             <w:webHidden/>
           </w:rPr>
-          <w:t>8</w:t>
+          <w:t>13</w:t>
         </w:r>
         <w:r>
           <w:rPr>
@@ -1345,7 +1345,7 @@
           <w:noProof/>
         </w:rPr>
       </w:pPr>
-      <w:hyperlink w:anchor="_Toc236496775" w:history="1">
+      <w:hyperlink w:anchor="_Toc236500344" w:history="1">
         <w:r>
           <w:rPr>
             <w:rStyle w:val="Hyperlink"/>
@@ -1372,7 +1372,7 @@
             <w:noProof/>
             <w:webHidden/>
           </w:rPr>
-          <w:instrText xml:space="preserve"> PAGEREF _Toc236496775 \h </w:instrText>
+          <w:instrText xml:space="preserve"> PAGEREF _Toc236500344 \h </w:instrText>
         </w:r>
         <w:r>
           <w:rPr>
@@ -1392,7 +1392,7 @@
             <w:noProof/>
             <w:webHidden/>
           </w:rPr>
-          <w:t>9</w:t>
+          <w:t>14</w:t>
         </w:r>
         <w:r>
           <w:rPr>
@@ -1413,7 +1413,7 @@
           <w:noProof/>
         </w:rPr>
       </w:pPr>
-      <w:hyperlink w:anchor="_Toc236496776" w:history="1">
+      <w:hyperlink w:anchor="_Toc236500345" w:history="1">
         <w:r>
           <w:rPr>
             <w:rStyle w:val="Hyperlink"/>
@@ -1440,7 +1440,7 @@
             <w:noProof/>
             <w:webHidden/>
           </w:rPr>
-          <w:instrText xml:space="preserve"> PAGEREF _Toc236496776 \h </w:instrText>
+          <w:instrText xml:space="preserve"> PAGEREF _Toc236500345 \h </w:instrText>
         </w:r>
         <w:r>
           <w:rPr>
@@ -1460,7 +1460,7 @@
             <w:noProof/>
             <w:webHidden/>
           </w:rPr>
-          <w:t>9</w:t>
+          <w:t>14</w:t>
         </w:r>
         <w:r>
           <w:rPr>
@@ -1481,7 +1481,7 @@
           <w:noProof/>
         </w:rPr>
       </w:pPr>
-      <w:hyperlink w:anchor="_Toc236496777" w:history="1">
+      <w:hyperlink w:anchor="_Toc236500346" w:history="1">
         <w:r>
           <w:rPr>
             <w:rStyle w:val="Hyperlink"/>
@@ -1508,7 +1508,7 @@
             <w:noProof/>
             <w:webHidden/>
           </w:rPr>
-          <w:instrText xml:space="preserve"> PAGEREF _Toc236496777 \h </w:instrText>
+          <w:instrText xml:space="preserve"> PAGEREF _Toc236500346 \h </w:instrText>
         </w:r>
         <w:r>
           <w:rPr>
@@ -1528,7 +1528,7 @@
             <w:noProof/>
             <w:webHidden/>
           </w:rPr>
-          <w:t>9</w:t>
+          <w:t>14</w:t>
         </w:r>
         <w:r>
           <w:rPr>
@@ -1549,7 +1549,7 @@
           <w:noProof/>
         </w:rPr>
       </w:pPr>
-      <w:hyperlink w:anchor="_Toc236496778" w:history="1">
+      <w:hyperlink w:anchor="_Toc236500347" w:history="1">
         <w:r>
           <w:rPr>
             <w:rStyle w:val="Hyperlink"/>
@@ -1576,7 +1576,7 @@
             <w:noProof/>
             <w:webHidden/>
           </w:rPr>
-          <w:instrText xml:space="preserve"> PAGEREF _Toc236496778 \h </w:instrText>
+          <w:instrText xml:space="preserve"> PAGEREF _Toc236500347 \h </w:instrText>
         </w:r>
         <w:r>
           <w:rPr>
@@ -1596,7 +1596,7 @@
             <w:noProof/>
             <w:webHidden/>
           </w:rPr>
-          <w:t>10</w:t>
+          <w:t>15</w:t>
         </w:r>
         <w:r>
           <w:rPr>
@@ -1617,7 +1617,7 @@
           <w:noProof/>
         </w:rPr>
       </w:pPr>
-      <w:hyperlink w:anchor="_Toc236496779" w:history="1">
+      <w:hyperlink w:anchor="_Toc236500348" w:history="1">
         <w:r>
           <w:rPr>
             <w:rStyle w:val="Hyperlink"/>
@@ -1644,7 +1644,7 @@
             <w:noProof/>
             <w:webHidden/>
           </w:rPr>
-          <w:instrText xml:space="preserve"> PAGEREF _Toc236496779 \h </w:instrText>
+          <w:instrText xml:space="preserve"> PAGEREF _Toc236500348 \h </w:instrText>
         </w:r>
         <w:r>
           <w:rPr>
@@ -1664,7 +1664,7 @@
             <w:noProof/>
             <w:webHidden/>
           </w:rPr>
-          <w:t>11</w:t>
+          <w:t>16</w:t>
         </w:r>
         <w:r>
           <w:rPr>
@@ -1685,7 +1685,7 @@
           <w:noProof/>
         </w:rPr>
       </w:pPr>
-      <w:hyperlink w:anchor="_Toc236496780" w:history="1">
+      <w:hyperlink w:anchor="_Toc236500349" w:history="1">
         <w:r>
           <w:rPr>
             <w:rStyle w:val="Hyperlink"/>
@@ -1712,7 +1712,7 @@
             <w:noProof/>
             <w:webHidden/>
           </w:rPr>
-          <w:instrText xml:space="preserve"> PAGEREF _Toc236496780 \h </w:instrText>
+          <w:instrText xml:space="preserve"> PAGEREF _Toc236500349 \h </w:instrText>
         </w:r>
         <w:r>
           <w:rPr>
@@ -1732,7 +1732,7 @@
             <w:noProof/>
             <w:webHidden/>
           </w:rPr>
-          <w:t>13</w:t>
+          <w:t>18</w:t>
         </w:r>
         <w:r>
           <w:rPr>
@@ -1760,7 +1760,7 @@
         <w:spacing w:before="80" w:after="80"/>
         <w:jc w:val="center"/>
       </w:pPr>
-      <w:bookmarkStart w:id="0" w:name="_Toc236496760"/>
+      <w:bookmarkStart w:id="0" w:name="_Toc236500329"/>
       <w:r>
         <w:rPr>
           <w:color w:val="FFFFFF"/>
@@ -1811,7 +1811,7 @@
         <w:spacing w:before="80" w:after="80"/>
         <w:jc w:val="center"/>
       </w:pPr>
-      <w:bookmarkStart w:id="1" w:name="_Toc236496761"/>
+      <w:bookmarkStart w:id="1" w:name="_Toc236500330"/>
       <w:r>
         <w:rPr>
           <w:color w:val="FFFFFF"/>
@@ -1846,7 +1846,7 @@
       <w:pPr>
         <w:pStyle w:val="Heading2"/>
       </w:pPr>
-      <w:bookmarkStart w:id="2" w:name="_Toc236496762"/>
+      <w:bookmarkStart w:id="2" w:name="_Toc236500331"/>
       <w:r>
         <w:rPr>
           <w:color w:val="00462D"/>
@@ -1878,7 +1878,7 @@
       <w:pPr>
         <w:pStyle w:val="Heading2"/>
       </w:pPr>
-      <w:bookmarkStart w:id="3" w:name="_Toc236496763"/>
+      <w:bookmarkStart w:id="3" w:name="_Toc236500332"/>
       <w:r>
         <w:rPr>
           <w:color w:val="00462D"/>
@@ -1913,7 +1913,7 @@
       <w:pPr>
         <w:pStyle w:val="Heading2"/>
       </w:pPr>
-      <w:bookmarkStart w:id="4" w:name="_Toc236496764"/>
+      <w:bookmarkStart w:id="4" w:name="_Toc236500333"/>
       <w:r>
         <w:rPr>
           <w:color w:val="00462D"/>
@@ -1926,7 +1926,7 @@
       <w:pPr>
         <w:pStyle w:val="Heading3"/>
       </w:pPr>
-      <w:bookmarkStart w:id="5" w:name="_Toc236496765"/>
+      <w:bookmarkStart w:id="5" w:name="_Toc236500334"/>
       <w:r>
         <w:rPr>
           <w:color w:val="00462D"/>
@@ -1980,7 +1980,6 @@
         <w:rPr>
           <w:b/>
         </w:rPr>
-        <w:lastRenderedPageBreak/>
         <w:t xml:space="preserve">c) Confidence and rejection handling: </w:t>
       </w:r>
       <w:r>
@@ -1994,7 +1993,7 @@
       <w:pPr>
         <w:pStyle w:val="Heading3"/>
       </w:pPr>
-      <w:bookmarkStart w:id="6" w:name="_Toc236496766"/>
+      <w:bookmarkStart w:id="6" w:name="_Toc236500335"/>
       <w:r>
         <w:rPr>
           <w:color w:val="00462D"/>
@@ -2025,6 +2024,7 @@
         <w:rPr>
           <w:b/>
         </w:rPr>
+        <w:lastRenderedPageBreak/>
         <w:t>b) Strip plaus</w:t>
       </w:r>
       <w:r>
@@ -2089,7 +2089,7 @@
       <w:pPr>
         <w:pStyle w:val="Heading3"/>
       </w:pPr>
-      <w:bookmarkStart w:id="7" w:name="_Toc236496767"/>
+      <w:bookmarkStart w:id="7" w:name="_Toc236500336"/>
       <w:r>
         <w:rPr>
           <w:color w:val="00462D"/>
@@ -2122,7 +2122,7 @@
       <w:pPr>
         <w:pStyle w:val="Heading3"/>
       </w:pPr>
-      <w:bookmarkStart w:id="8" w:name="_Toc236496768"/>
+      <w:bookmarkStart w:id="8" w:name="_Toc236500337"/>
       <w:r>
         <w:rPr>
           <w:color w:val="00462D"/>
@@ -2172,7 +2172,7 @@
       <w:pPr>
         <w:pStyle w:val="Heading3"/>
       </w:pPr>
-      <w:bookmarkStart w:id="9" w:name="_Toc236496769"/>
+      <w:bookmarkStart w:id="9" w:name="_Toc236500338"/>
       <w:r>
         <w:rPr>
           <w:color w:val="00462D"/>
@@ -2236,7 +2236,7 @@
       <w:pPr>
         <w:pStyle w:val="Heading3"/>
       </w:pPr>
-      <w:bookmarkStart w:id="10" w:name="_Toc236496770"/>
+      <w:bookmarkStart w:id="10" w:name="_Toc236500339"/>
       <w:r>
         <w:rPr>
           <w:color w:val="00462D"/>
@@ -2287,7 +2287,6 @@
         <w:rPr>
           <w:b/>
         </w:rPr>
-        <w:lastRenderedPageBreak/>
         <w:t xml:space="preserve">c) Authentication: </w:t>
       </w:r>
       <w:r>
@@ -2323,7 +2322,7 @@
         <w:spacing w:before="80" w:after="80"/>
         <w:jc w:val="center"/>
       </w:pPr>
-      <w:bookmarkStart w:id="11" w:name="_Toc236496771"/>
+      <w:bookmarkStart w:id="11" w:name="_Toc236500340"/>
       <w:r>
         <w:rPr>
           <w:color w:val="FFFFFF"/>
@@ -2334,167 +2333,1460 @@
       </w:r>
       <w:bookmarkEnd w:id="11"/>
     </w:p>
+    <w:p>
+      <w:pPr>
+        <w:pStyle w:val="Heading2"/>
+        <w:rPr>
+          <w:color w:val="00462D"/>
+        </w:rPr>
+      </w:pPr>
+      <w:bookmarkStart w:id="12" w:name="_Toc236500341"/>
+    </w:p>
+    <w:p>
+      <w:pPr>
+        <w:pStyle w:val="Heading2"/>
+      </w:pPr>
+      <w:proofErr w:type="gramStart"/>
+      <w:r>
+        <w:rPr>
+          <w:color w:val="00462D"/>
+        </w:rPr>
+        <w:t>2.1  Product</w:t>
+      </w:r>
+      <w:proofErr w:type="gramEnd"/>
+      <w:r>
+        <w:rPr>
+          <w:color w:val="00462D"/>
+        </w:rPr>
+        <w:t xml:space="preserve"> Design</w:t>
+      </w:r>
+      <w:bookmarkEnd w:id="12"/>
+    </w:p>
+    <w:p>
+      <w:r>
+        <w:t>AflAlert is a cross-platform mobile application built with Flutter, using Firebase for authentication (e</w:t>
+      </w:r>
+      <w:r>
+        <w:t>mail/password, Google Sign-In, OTP), real-time data storage (Cloud Firestore), file storage (Firebase Storage), server-side logic (Cloud Functions), and app integrity verification (Firebase App Check).</w:t>
+      </w:r>
+    </w:p>
+    <w:p>
+      <w:r>
+        <w:t>On-device machine learning is handled via tflite_flutt</w:t>
+      </w:r>
+      <w:r>
+        <w:t>er, running a bundled classification model for kernel scanning, while the test-strip reader uses deterministic pixel/image processing (the image package) rather than a trained model, since the T/C line-reading problem is well suited to direct optical-densi</w:t>
+      </w:r>
+      <w:r>
+        <w:t>ty calculation.</w:t>
+      </w:r>
+    </w:p>
+    <w:p>
+      <w:r>
+        <w:t xml:space="preserve">Background scheduling for rain/weather alerts uses WorkManager (Android) so alerts can fire even when the app isn't open. The codebase separates concerns cleanly into screens (UI), services (business logic — classification, strip analysis, </w:t>
+      </w:r>
+      <w:r>
+        <w:t>Firebase access, alerts, PDF generation, voice), and localization resources, making each detection tier and supporting feature independently maintainable and testable.</w:t>
+      </w:r>
+    </w:p>
+    <w:p>
+      <w:r>
+        <w:rPr>
+          <w:i/>
+          <w:color w:val="C62828"/>
+        </w:rPr>
+        <w:t>[Insert system architecture diagram here.]</w:t>
+      </w:r>
+    </w:p>
+    <w:p>
+      <w:pPr>
+        <w:pStyle w:val="Heading2"/>
+      </w:pPr>
+      <w:bookmarkStart w:id="13" w:name="_Toc236500342"/>
+      <w:r>
+        <w:rPr>
+          <w:color w:val="00462D"/>
+        </w:rPr>
+        <w:t>2.2  Product Functionality and Screenshots</w:t>
+      </w:r>
+      <w:bookmarkEnd w:id="13"/>
+    </w:p>
+    <w:p>
+      <w:r>
+        <w:rPr>
+          <w:b/>
+        </w:rPr>
+        <w:t>a)</w:t>
+      </w:r>
+      <w:r>
+        <w:rPr>
+          <w:b/>
+        </w:rPr>
+        <w:t xml:space="preserve"> Kernel Scan Functionality</w:t>
+      </w:r>
+    </w:p>
+    <w:p>
+      <w:r>
+        <w:t>Users capture or select a photo of maize kernels; the app classifies the sample on-device and returns a risk result with guided recommendations</w:t>
+      </w:r>
+    </w:p>
+    <w:tbl>
+      <w:tblPr>
+        <w:tblW w:w="0" w:type="auto"/>
+        <w:jc w:val="center"/>
+        <w:tblLook w:val="04A0" w:firstRow="1" w:lastRow="0" w:firstColumn="1" w:lastColumn="0" w:noHBand="0" w:noVBand="1"/>
+      </w:tblPr>
+      <w:tblGrid>
+        <w:gridCol w:w="3249"/>
+        <w:gridCol w:w="3249"/>
+        <w:gridCol w:w="3249"/>
+      </w:tblGrid>
+      <w:tr>
+        <w:trPr>
+          <w:jc w:val="center"/>
+        </w:trPr>
+        <w:tc>
+          <w:tcPr>
+            <w:tcW w:w="3249" w:type="dxa"/>
+          </w:tcPr>
+          <w:p>
+            <w:pPr>
+              <w:jc w:val="center"/>
+            </w:pPr>
+            <w:r>
+              <w:rPr>
+                <w:noProof/>
+              </w:rPr>
+              <w:drawing>
+                <wp:inline distT="0" distB="0" distL="0" distR="0" wp14:anchorId="09466F13" wp14:editId="18FA7B54">
+                  <wp:extent cx="1572127" cy="3493613"/>
+                  <wp:effectExtent l="0" t="0" r="9525" b="0"/>
+                  <wp:docPr id="1" name="Picture 1"/>
+                  <wp:cNvGraphicFramePr>
+                    <a:graphicFrameLocks xmlns:a="http://schemas.openxmlformats.org/drawingml/2006/main" noChangeAspect="1"/>
+                  </wp:cNvGraphicFramePr>
+                  <a:graphic xmlns:a="http://schemas.openxmlformats.org/drawingml/2006/main">
+                    <a:graphicData uri="http://schemas.openxmlformats.org/drawingml/2006/picture">
+                      <pic:pic xmlns:pic="http://schemas.openxmlformats.org/drawingml/2006/picture">
+                        <pic:nvPicPr>
+                          <pic:cNvPr id="0" name="kernel_home_tooltip.jpeg"/>
+                          <pic:cNvPicPr/>
+                        </pic:nvPicPr>
+                        <pic:blipFill>
+                          <a:blip r:embed="rId6"/>
+                          <a:stretch>
+                            <a:fillRect/>
+                          </a:stretch>
+                        </pic:blipFill>
+                        <pic:spPr>
+                          <a:xfrm>
+                            <a:off x="0" y="0"/>
+                            <a:ext cx="1589554" cy="3532339"/>
+                          </a:xfrm>
+                          <a:prstGeom prst="rect">
+                            <a:avLst/>
+                          </a:prstGeom>
+                        </pic:spPr>
+                      </pic:pic>
+                    </a:graphicData>
+                  </a:graphic>
+                </wp:inline>
+              </w:drawing>
+            </w:r>
+          </w:p>
+        </w:tc>
+        <w:tc>
+          <w:tcPr>
+            <w:tcW w:w="3249" w:type="dxa"/>
+          </w:tcPr>
+          <w:p>
+            <w:pPr>
+              <w:jc w:val="center"/>
+            </w:pPr>
+            <w:r>
+              <w:rPr>
+                <w:noProof/>
+              </w:rPr>
+              <w:drawing>
+                <wp:inline distT="0" distB="0" distL="0" distR="0" wp14:anchorId="59A0C8B3" wp14:editId="43E76BC2">
+                  <wp:extent cx="1561098" cy="3469105"/>
+                  <wp:effectExtent l="0" t="0" r="1270" b="0"/>
+                  <wp:docPr id="2" name="Picture 2"/>
+                  <wp:cNvGraphicFramePr>
+                    <a:graphicFrameLocks xmlns:a="http://schemas.openxmlformats.org/drawingml/2006/main" noChangeAspect="1"/>
+                  </wp:cNvGraphicFramePr>
+                  <a:graphic xmlns:a="http://schemas.openxmlformats.org/drawingml/2006/main">
+                    <a:graphicData uri="http://schemas.openxmlformats.org/drawingml/2006/picture">
+                      <pic:pic xmlns:pic="http://schemas.openxmlformats.org/drawingml/2006/picture">
+                        <pic:nvPicPr>
+                          <pic:cNvPr id="0" name="kernel_result_healthy.jpeg"/>
+                          <pic:cNvPicPr/>
+                        </pic:nvPicPr>
+                        <pic:blipFill>
+                          <a:blip r:embed="rId7"/>
+                          <a:stretch>
+                            <a:fillRect/>
+                          </a:stretch>
+                        </pic:blipFill>
+                        <pic:spPr>
+                          <a:xfrm>
+                            <a:off x="0" y="0"/>
+                            <a:ext cx="1580993" cy="3513317"/>
+                          </a:xfrm>
+                          <a:prstGeom prst="rect">
+                            <a:avLst/>
+                          </a:prstGeom>
+                        </pic:spPr>
+                      </pic:pic>
+                    </a:graphicData>
+                  </a:graphic>
+                </wp:inline>
+              </w:drawing>
+            </w:r>
+          </w:p>
+        </w:tc>
+        <w:tc>
+          <w:tcPr>
+            <w:tcW w:w="3249" w:type="dxa"/>
+          </w:tcPr>
+          <w:p>
+            <w:pPr>
+              <w:jc w:val="center"/>
+            </w:pPr>
+            <w:r>
+              <w:rPr>
+                <w:noProof/>
+              </w:rPr>
+              <w:drawing>
+                <wp:inline distT="0" distB="0" distL="0" distR="0" wp14:anchorId="292C817E" wp14:editId="03BE1D46">
+                  <wp:extent cx="1556084" cy="3457966"/>
+                  <wp:effectExtent l="0" t="0" r="6350" b="0"/>
+                  <wp:docPr id="3" name="Picture 3"/>
+                  <wp:cNvGraphicFramePr>
+                    <a:graphicFrameLocks xmlns:a="http://schemas.openxmlformats.org/drawingml/2006/main" noChangeAspect="1"/>
+                  </wp:cNvGraphicFramePr>
+                  <a:graphic xmlns:a="http://schemas.openxmlformats.org/drawingml/2006/main">
+                    <a:graphicData uri="http://schemas.openxmlformats.org/drawingml/2006/picture">
+                      <pic:pic xmlns:pic="http://schemas.openxmlformats.org/drawingml/2006/picture">
+                        <pic:nvPicPr>
+                          <pic:cNvPr id="0" name="kernel_result_unsafe.jpeg"/>
+                          <pic:cNvPicPr/>
+                        </pic:nvPicPr>
+                        <pic:blipFill>
+                          <a:blip r:embed="rId8"/>
+                          <a:stretch>
+                            <a:fillRect/>
+                          </a:stretch>
+                        </pic:blipFill>
+                        <pic:spPr>
+                          <a:xfrm>
+                            <a:off x="0" y="0"/>
+                            <a:ext cx="1586211" cy="3524916"/>
+                          </a:xfrm>
+                          <a:prstGeom prst="rect">
+                            <a:avLst/>
+                          </a:prstGeom>
+                        </pic:spPr>
+                      </pic:pic>
+                    </a:graphicData>
+                  </a:graphic>
+                </wp:inline>
+              </w:drawing>
+            </w:r>
+          </w:p>
+        </w:tc>
+      </w:tr>
+      <w:tr>
+        <w:trPr>
+          <w:jc w:val="center"/>
+        </w:trPr>
+        <w:tc>
+          <w:tcPr>
+            <w:tcW w:w="3249" w:type="dxa"/>
+          </w:tcPr>
+          <w:p>
+            <w:pPr>
+              <w:jc w:val="center"/>
+            </w:pPr>
+            <w:r>
+              <w:rPr>
+                <w:i/>
+                <w:sz w:val="18"/>
+              </w:rPr>
+              <w:t>Home screen — start a kernel scan</w:t>
+            </w:r>
+          </w:p>
+        </w:tc>
+        <w:tc>
+          <w:tcPr>
+            <w:tcW w:w="3249" w:type="dxa"/>
+          </w:tcPr>
+          <w:p>
+            <w:pPr>
+              <w:jc w:val="center"/>
+            </w:pPr>
+            <w:r>
+              <w:rPr>
+                <w:i/>
+                <w:sz w:val="18"/>
+              </w:rPr>
+              <w:t xml:space="preserve">Result — Healthy (100% </w:t>
+            </w:r>
+            <w:r>
+              <w:rPr>
+                <w:i/>
+                <w:sz w:val="18"/>
+              </w:rPr>
+              <w:t>confidence)</w:t>
+            </w:r>
+          </w:p>
+        </w:tc>
+        <w:tc>
+          <w:tcPr>
+            <w:tcW w:w="3249" w:type="dxa"/>
+          </w:tcPr>
+          <w:p>
+            <w:pPr>
+              <w:jc w:val="center"/>
+            </w:pPr>
+            <w:r>
+              <w:rPr>
+                <w:i/>
+                <w:sz w:val="18"/>
+              </w:rPr>
+              <w:t>Result — contamination detected (61% confidence)</w:t>
+            </w:r>
+          </w:p>
+        </w:tc>
+      </w:tr>
+    </w:tbl>
+    <w:p/>
+    <w:p>
+      <w:r>
+        <w:rPr>
+          <w:b/>
+        </w:rPr>
+        <w:lastRenderedPageBreak/>
+        <w:t>b) Test Strip Scan Functionality</w:t>
+      </w:r>
+    </w:p>
+    <w:p>
+      <w:r>
+        <w:t>Users perform the physical extraction/strip test, then photograph the reacted strip through a guided capture flow; the app reads the Control and Test lines, com</w:t>
+      </w:r>
+      <w:r>
+        <w:t>putes an optical-density ratio, and returns an estimated ppb reading with a safe/unsafe classification and guidance.</w:t>
+      </w:r>
+    </w:p>
+    <w:tbl>
+      <w:tblPr>
+        <w:tblW w:w="0" w:type="auto"/>
+        <w:jc w:val="center"/>
+        <w:tblLook w:val="04A0" w:firstRow="1" w:lastRow="0" w:firstColumn="1" w:lastColumn="0" w:noHBand="0" w:noVBand="1"/>
+      </w:tblPr>
+      <w:tblGrid>
+        <w:gridCol w:w="3249"/>
+        <w:gridCol w:w="3249"/>
+        <w:gridCol w:w="3249"/>
+      </w:tblGrid>
+      <w:tr>
+        <w:trPr>
+          <w:jc w:val="center"/>
+        </w:trPr>
+        <w:tc>
+          <w:tcPr>
+            <w:tcW w:w="3249" w:type="dxa"/>
+          </w:tcPr>
+          <w:p>
+            <w:pPr>
+              <w:jc w:val="center"/>
+            </w:pPr>
+            <w:r>
+              <w:rPr>
+                <w:noProof/>
+              </w:rPr>
+              <w:drawing>
+                <wp:inline distT="0" distB="0" distL="0" distR="0" wp14:anchorId="15F27ADF" wp14:editId="126070CA">
+                  <wp:extent cx="1737360" cy="3860800"/>
+                  <wp:effectExtent l="0" t="0" r="0" b="0"/>
+                  <wp:docPr id="4" name="Picture 4"/>
+                  <wp:cNvGraphicFramePr>
+                    <a:graphicFrameLocks xmlns:a="http://schemas.openxmlformats.org/drawingml/2006/main" noChangeAspect="1"/>
+                  </wp:cNvGraphicFramePr>
+                  <a:graphic xmlns:a="http://schemas.openxmlformats.org/drawingml/2006/main">
+                    <a:graphicData uri="http://schemas.openxmlformats.org/drawingml/2006/picture">
+                      <pic:pic xmlns:pic="http://schemas.openxmlformats.org/drawingml/2006/picture">
+                        <pic:nvPicPr>
+                          <pic:cNvPr id="0" name="strip_home_tooltip.jpeg"/>
+                          <pic:cNvPicPr/>
+                        </pic:nvPicPr>
+                        <pic:blipFill>
+                          <a:blip r:embed="rId9"/>
+                          <a:stretch>
+                            <a:fillRect/>
+                          </a:stretch>
+                        </pic:blipFill>
+                        <pic:spPr>
+                          <a:xfrm>
+                            <a:off x="0" y="0"/>
+                            <a:ext cx="1737360" cy="3860800"/>
+                          </a:xfrm>
+                          <a:prstGeom prst="rect">
+                            <a:avLst/>
+                          </a:prstGeom>
+                        </pic:spPr>
+                      </pic:pic>
+                    </a:graphicData>
+                  </a:graphic>
+                </wp:inline>
+              </w:drawing>
+            </w:r>
+          </w:p>
+        </w:tc>
+        <w:tc>
+          <w:tcPr>
+            <w:tcW w:w="3249" w:type="dxa"/>
+          </w:tcPr>
+          <w:p>
+            <w:pPr>
+              <w:jc w:val="center"/>
+            </w:pPr>
+            <w:r>
+              <w:rPr>
+                <w:noProof/>
+              </w:rPr>
+              <w:drawing>
+                <wp:inline distT="0" distB="0" distL="0" distR="0" wp14:anchorId="18D3BC91" wp14:editId="0DF5CF96">
+                  <wp:extent cx="1737360" cy="3860800"/>
+                  <wp:effectExtent l="0" t="0" r="0" b="0"/>
+                  <wp:docPr id="5" name="Picture 5"/>
+                  <wp:cNvGraphicFramePr>
+                    <a:graphicFrameLocks xmlns:a="http://schemas.openxmlformats.org/drawingml/2006/main" noChangeAspect="1"/>
+                  </wp:cNvGraphicFramePr>
+                  <a:graphic xmlns:a="http://schemas.openxmlformats.org/drawingml/2006/main">
+                    <a:graphicData uri="http://schemas.openxmlformats.org/drawingml/2006/picture">
+                      <pic:pic xmlns:pic="http://schemas.openxmlformats.org/drawingml/2006/picture">
+                        <pic:nvPicPr>
+                          <pic:cNvPr id="0" name="strip_result_safe.jpeg"/>
+                          <pic:cNvPicPr/>
+                        </pic:nvPicPr>
+                        <pic:blipFill>
+                          <a:blip r:embed="rId10"/>
+                          <a:stretch>
+                            <a:fillRect/>
+                          </a:stretch>
+                        </pic:blipFill>
+                        <pic:spPr>
+                          <a:xfrm>
+                            <a:off x="0" y="0"/>
+                            <a:ext cx="1737360" cy="3860800"/>
+                          </a:xfrm>
+                          <a:prstGeom prst="rect">
+                            <a:avLst/>
+                          </a:prstGeom>
+                        </pic:spPr>
+                      </pic:pic>
+                    </a:graphicData>
+                  </a:graphic>
+                </wp:inline>
+              </w:drawing>
+            </w:r>
+          </w:p>
+        </w:tc>
+        <w:tc>
+          <w:tcPr>
+            <w:tcW w:w="3249" w:type="dxa"/>
+          </w:tcPr>
+          <w:p>
+            <w:pPr>
+              <w:jc w:val="center"/>
+            </w:pPr>
+            <w:r>
+              <w:rPr>
+                <w:noProof/>
+              </w:rPr>
+              <w:drawing>
+                <wp:inline distT="0" distB="0" distL="0" distR="0" wp14:anchorId="2A2956DB" wp14:editId="0EF5CD3A">
+                  <wp:extent cx="1737360" cy="3860800"/>
+                  <wp:effectExtent l="0" t="0" r="0" b="0"/>
+                  <wp:docPr id="6" name="Picture 6"/>
+                  <wp:cNvGraphicFramePr>
+                    <a:graphicFrameLocks xmlns:a="http://schemas.openxmlformats.org/drawingml/2006/main" noChangeAspect="1"/>
+                  </wp:cNvGraphicFramePr>
+                  <a:graphic xmlns:a="http://schemas.openxmlformats.org/drawingml/2006/main">
+                    <a:graphicData uri="http://schemas.openxmlformats.org/drawingml/2006/picture">
+                      <pic:pic xmlns:pic="http://schemas.openxmlformats.org/drawingml/2006/picture">
+                        <pic:nvPicPr>
+                          <pic:cNvPr id="0" name="strip_result_unsafe.jpeg"/>
+                          <pic:cNvPicPr/>
+                        </pic:nvPicPr>
+                        <pic:blipFill>
+                          <a:blip r:embed="rId11"/>
+                          <a:stretch>
+                            <a:fillRect/>
+                          </a:stretch>
+                        </pic:blipFill>
+                        <pic:spPr>
+                          <a:xfrm>
+                            <a:off x="0" y="0"/>
+                            <a:ext cx="1737360" cy="3860800"/>
+                          </a:xfrm>
+                          <a:prstGeom prst="rect">
+                            <a:avLst/>
+                          </a:prstGeom>
+                        </pic:spPr>
+                      </pic:pic>
+                    </a:graphicData>
+                  </a:graphic>
+                </wp:inline>
+              </w:drawing>
+            </w:r>
+          </w:p>
+        </w:tc>
+      </w:tr>
+      <w:tr>
+        <w:trPr>
+          <w:jc w:val="center"/>
+        </w:trPr>
+        <w:tc>
+          <w:tcPr>
+            <w:tcW w:w="3249" w:type="dxa"/>
+          </w:tcPr>
+          <w:p>
+            <w:pPr>
+              <w:jc w:val="center"/>
+            </w:pPr>
+            <w:r>
+              <w:rPr>
+                <w:i/>
+                <w:sz w:val="18"/>
+              </w:rPr>
+              <w:t>Home screen — start a strip scan</w:t>
+            </w:r>
+          </w:p>
+        </w:tc>
+        <w:tc>
+          <w:tcPr>
+            <w:tcW w:w="3249" w:type="dxa"/>
+          </w:tcPr>
+          <w:p>
+            <w:pPr>
+              <w:jc w:val="center"/>
+            </w:pPr>
+            <w:r>
+              <w:rPr>
+                <w:i/>
+                <w:sz w:val="18"/>
+              </w:rPr>
+              <w:t>Result — 10 ppb, within the 20 ppb limit</w:t>
+            </w:r>
+          </w:p>
+        </w:tc>
+        <w:tc>
+          <w:tcPr>
+            <w:tcW w:w="3249" w:type="dxa"/>
+          </w:tcPr>
+          <w:p>
+            <w:pPr>
+              <w:jc w:val="center"/>
+            </w:pPr>
+            <w:r>
+              <w:rPr>
+                <w:i/>
+                <w:sz w:val="18"/>
+              </w:rPr>
+              <w:t>Result — 78 ppb, action required</w:t>
+            </w:r>
+          </w:p>
+        </w:tc>
+      </w:tr>
+    </w:tbl>
+    <w:p/>
+    <w:p>
+      <w:r>
+        <w:rPr>
+          <w:b/>
+        </w:rPr>
+        <w:t xml:space="preserve">c) Alerts, History and </w:t>
+      </w:r>
+      <w:r>
+        <w:rPr>
+          <w:b/>
+        </w:rPr>
+        <w:t>Assistant Functionality</w:t>
+      </w:r>
+    </w:p>
+    <w:p>
+      <w:r>
+        <w:t>Users receive daily weather summaries and urgent rain alerts, review past scans and download PDF reports, and can interact with a voice assistant for hands-free scanning and Q&amp;A. The assistant is reachable from the home, history, no</w:t>
+      </w:r>
+      <w:r>
+        <w:t>tifications, and results screens, and speaks a result summary aloud when a scan it triggered finishes.</w:t>
+      </w:r>
+    </w:p>
+    <w:tbl>
+      <w:tblPr>
+        <w:tblW w:w="0" w:type="auto"/>
+        <w:jc w:val="center"/>
+        <w:tblLook w:val="04A0" w:firstRow="1" w:lastRow="0" w:firstColumn="1" w:lastColumn="0" w:noHBand="0" w:noVBand="1"/>
+      </w:tblPr>
+      <w:tblGrid>
+        <w:gridCol w:w="3249"/>
+        <w:gridCol w:w="3249"/>
+        <w:gridCol w:w="3249"/>
+      </w:tblGrid>
+      <w:tr>
+        <w:trPr>
+          <w:jc w:val="center"/>
+        </w:trPr>
+        <w:tc>
+          <w:tcPr>
+            <w:tcW w:w="3249" w:type="dxa"/>
+          </w:tcPr>
+          <w:p>
+            <w:pPr>
+              <w:jc w:val="center"/>
+            </w:pPr>
+            <w:r>
+              <w:rPr>
+                <w:noProof/>
+              </w:rPr>
+              <w:lastRenderedPageBreak/>
+              <w:drawing>
+                <wp:inline distT="0" distB="0" distL="0" distR="0" wp14:anchorId="06CEF05B" wp14:editId="4BE79512">
+                  <wp:extent cx="1737360" cy="3860800"/>
+                  <wp:effectExtent l="0" t="0" r="0" b="0"/>
+                  <wp:docPr id="7" name="Picture 7"/>
+                  <wp:cNvGraphicFramePr>
+                    <a:graphicFrameLocks xmlns:a="http://schemas.openxmlformats.org/drawingml/2006/main" noChangeAspect="1"/>
+                  </wp:cNvGraphicFramePr>
+                  <a:graphic xmlns:a="http://schemas.openxmlformats.org/drawingml/2006/main">
+                    <a:graphicData uri="http://schemas.openxmlformats.org/drawingml/2006/picture">
+                      <pic:pic xmlns:pic="http://schemas.openxmlformats.org/drawingml/2006/picture">
+                        <pic:nvPicPr>
+                          <pic:cNvPr id="0" name="home_heat_alert.jpeg"/>
+                          <pic:cNvPicPr/>
+                        </pic:nvPicPr>
+                        <pic:blipFill>
+                          <a:blip r:embed="rId12"/>
+                          <a:stretch>
+                            <a:fillRect/>
+                          </a:stretch>
+                        </pic:blipFill>
+                        <pic:spPr>
+                          <a:xfrm>
+                            <a:off x="0" y="0"/>
+                            <a:ext cx="1737360" cy="3860800"/>
+                          </a:xfrm>
+                          <a:prstGeom prst="rect">
+                            <a:avLst/>
+                          </a:prstGeom>
+                        </pic:spPr>
+                      </pic:pic>
+                    </a:graphicData>
+                  </a:graphic>
+                </wp:inline>
+              </w:drawing>
+            </w:r>
+          </w:p>
+        </w:tc>
+        <w:tc>
+          <w:tcPr>
+            <w:tcW w:w="3249" w:type="dxa"/>
+          </w:tcPr>
+          <w:p>
+            <w:pPr>
+              <w:jc w:val="center"/>
+            </w:pPr>
+            <w:r>
+              <w:rPr>
+                <w:noProof/>
+              </w:rPr>
+              <w:drawing>
+                <wp:inline distT="0" distB="0" distL="0" distR="0" wp14:anchorId="0E4EAE5B" wp14:editId="7B83923A">
+                  <wp:extent cx="1737360" cy="3860800"/>
+                  <wp:effectExtent l="0" t="0" r="0" b="0"/>
+                  <wp:docPr id="8" name="Picture 8"/>
+                  <wp:cNvGraphicFramePr>
+                    <a:graphicFrameLocks xmlns:a="http://schemas.openxmlformats.org/drawingml/2006/main" noChangeAspect="1"/>
+                  </wp:cNvGraphicFramePr>
+                  <a:graphic xmlns:a="http://schemas.openxmlformats.org/drawingml/2006/main">
+                    <a:graphicData uri="http://schemas.openxmlformats.org/drawingml/2006/picture">
+                      <pic:pic xmlns:pic="http://schemas.openxmlformats.org/drawingml/2006/picture">
+                        <pic:nvPicPr>
+                          <pic:cNvPr id="0" name="voice_assistant_screen.jpeg"/>
+                          <pic:cNvPicPr/>
+                        </pic:nvPicPr>
+                        <pic:blipFill>
+                          <a:blip r:embed="rId13"/>
+                          <a:stretch>
+                            <a:fillRect/>
+                          </a:stretch>
+                        </pic:blipFill>
+                        <pic:spPr>
+                          <a:xfrm>
+                            <a:off x="0" y="0"/>
+                            <a:ext cx="1737360" cy="3860800"/>
+                          </a:xfrm>
+                          <a:prstGeom prst="rect">
+                            <a:avLst/>
+                          </a:prstGeom>
+                        </pic:spPr>
+                      </pic:pic>
+                    </a:graphicData>
+                  </a:graphic>
+                </wp:inline>
+              </w:drawing>
+            </w:r>
+          </w:p>
+        </w:tc>
+        <w:tc>
+          <w:tcPr>
+            <w:tcW w:w="3249" w:type="dxa"/>
+          </w:tcPr>
+          <w:p>
+            <w:pPr>
+              <w:jc w:val="center"/>
+            </w:pPr>
+            <w:r>
+              <w:rPr>
+                <w:noProof/>
+              </w:rPr>
+              <w:drawing>
+                <wp:inline distT="0" distB="0" distL="0" distR="0" wp14:anchorId="018DAB9E" wp14:editId="32FD7948">
+                  <wp:extent cx="1737360" cy="3860800"/>
+                  <wp:effectExtent l="0" t="0" r="0" b="0"/>
+                  <wp:docPr id="9" name="Picture 9"/>
+                  <wp:cNvGraphicFramePr>
+                    <a:graphicFrameLocks xmlns:a="http://schemas.openxmlformats.org/drawingml/2006/main" noChangeAspect="1"/>
+                  </wp:cNvGraphicFramePr>
+                  <a:graphic xmlns:a="http://schemas.openxmlformats.org/drawingml/2006/main">
+                    <a:graphicData uri="http://schemas.openxmlformats.org/drawingml/2006/picture">
+                      <pic:pic xmlns:pic="http://schemas.openxmlformats.org/drawingml/2006/picture">
+                        <pic:nvPicPr>
+                          <pic:cNvPr id="0" name="history_all.jpeg"/>
+                          <pic:cNvPicPr/>
+                        </pic:nvPicPr>
+                        <pic:blipFill>
+                          <a:blip r:embed="rId14"/>
+                          <a:stretch>
+                            <a:fillRect/>
+                          </a:stretch>
+                        </pic:blipFill>
+                        <pic:spPr>
+                          <a:xfrm>
+                            <a:off x="0" y="0"/>
+                            <a:ext cx="1737360" cy="3860800"/>
+                          </a:xfrm>
+                          <a:prstGeom prst="rect">
+                            <a:avLst/>
+                          </a:prstGeom>
+                        </pic:spPr>
+                      </pic:pic>
+                    </a:graphicData>
+                  </a:graphic>
+                </wp:inline>
+              </w:drawing>
+            </w:r>
+          </w:p>
+        </w:tc>
+      </w:tr>
+      <w:tr>
+        <w:trPr>
+          <w:jc w:val="center"/>
+        </w:trPr>
+        <w:tc>
+          <w:tcPr>
+            <w:tcW w:w="3249" w:type="dxa"/>
+          </w:tcPr>
+          <w:p>
+            <w:pPr>
+              <w:jc w:val="center"/>
+            </w:pPr>
+            <w:r>
+              <w:rPr>
+                <w:i/>
+                <w:sz w:val="18"/>
+              </w:rPr>
+              <w:t>Heat alert on the home screen</w:t>
+            </w:r>
+          </w:p>
+        </w:tc>
+        <w:tc>
+          <w:tcPr>
+            <w:tcW w:w="3249" w:type="dxa"/>
+          </w:tcPr>
+          <w:p>
+            <w:pPr>
+              <w:jc w:val="center"/>
+            </w:pPr>
+            <w:r>
+              <w:rPr>
+                <w:i/>
+                <w:sz w:val="18"/>
+              </w:rPr>
+              <w:t>Voice assistant</w:t>
+            </w:r>
+          </w:p>
+        </w:tc>
+        <w:tc>
+          <w:tcPr>
+            <w:tcW w:w="3249" w:type="dxa"/>
+          </w:tcPr>
+          <w:p>
+            <w:pPr>
+              <w:jc w:val="center"/>
+            </w:pPr>
+            <w:r>
+              <w:rPr>
+                <w:i/>
+                <w:sz w:val="18"/>
+              </w:rPr>
+              <w:t>Scan history</w:t>
+            </w:r>
+          </w:p>
+        </w:tc>
+      </w:tr>
+    </w:tbl>
+    <w:p/>
+    <w:tbl>
+      <w:tblPr>
+        <w:tblW w:w="0" w:type="auto"/>
+        <w:jc w:val="center"/>
+        <w:tblLook w:val="04A0" w:firstRow="1" w:lastRow="0" w:firstColumn="1" w:lastColumn="0" w:noHBand="0" w:noVBand="1"/>
+      </w:tblPr>
+      <w:tblGrid>
+        <w:gridCol w:w="4873"/>
+        <w:gridCol w:w="4873"/>
+      </w:tblGrid>
+      <w:tr>
+        <w:trPr>
+          <w:jc w:val="center"/>
+        </w:trPr>
+        <w:tc>
+          <w:tcPr>
+            <w:tcW w:w="4873" w:type="dxa"/>
+          </w:tcPr>
+          <w:p>
+            <w:pPr>
+              <w:jc w:val="center"/>
+            </w:pPr>
+            <w:r>
+              <w:rPr>
+                <w:noProof/>
+              </w:rPr>
+              <w:drawing>
+                <wp:inline distT="0" distB="0" distL="0" distR="0" wp14:anchorId="4122916E" wp14:editId="6631F8DF">
+                  <wp:extent cx="1737360" cy="3860800"/>
+                  <wp:effectExtent l="0" t="0" r="0" b="0"/>
+                  <wp:docPr id="10" name="Picture 10"/>
+                  <wp:cNvGraphicFramePr>
+                    <a:graphicFrameLocks xmlns:a="http://schemas.openxmlformats.org/drawingml/2006/main" noChangeAspect="1"/>
+                  </wp:cNvGraphicFramePr>
+                  <a:graphic xmlns:a="http://schemas.openxmlformats.org/drawingml/2006/main">
+                    <a:graphicData uri="http://schemas.openxmlformats.org/drawingml/2006/picture">
+                      <pic:pic xmlns:pic="http://schemas.openxmlformats.org/drawingml/2006/picture">
+                        <pic:nvPicPr>
+                          <pic:cNvPr id="0" name="notifications_all.jpeg"/>
+                          <pic:cNvPicPr/>
+                        </pic:nvPicPr>
+                        <pic:blipFill>
+                          <a:blip r:embed="rId15"/>
+                          <a:stretch>
+                            <a:fillRect/>
+                          </a:stretch>
+                        </pic:blipFill>
+                        <pic:spPr>
+                          <a:xfrm>
+                            <a:off x="0" y="0"/>
+                            <a:ext cx="1737360" cy="3860800"/>
+                          </a:xfrm>
+                          <a:prstGeom prst="rect">
+                            <a:avLst/>
+                          </a:prstGeom>
+                        </pic:spPr>
+                      </pic:pic>
+                    </a:graphicData>
+                  </a:graphic>
+                </wp:inline>
+              </w:drawing>
+            </w:r>
+          </w:p>
+        </w:tc>
+        <w:tc>
+          <w:tcPr>
+            <w:tcW w:w="4873" w:type="dxa"/>
+          </w:tcPr>
+          <w:p>
+            <w:pPr>
+              <w:jc w:val="center"/>
+            </w:pPr>
+            <w:r>
+              <w:rPr>
+                <w:noProof/>
+              </w:rPr>
+              <w:drawing>
+                <wp:inline distT="0" distB="0" distL="0" distR="0" wp14:anchorId="26256552" wp14:editId="03ACBA42">
+                  <wp:extent cx="1737360" cy="3860800"/>
+                  <wp:effectExtent l="0" t="0" r="0" b="0"/>
+                  <wp:docPr id="11" name="Picture 11"/>
+                  <wp:cNvGraphicFramePr>
+                    <a:graphicFrameLocks xmlns:a="http://schemas.openxmlformats.org/drawingml/2006/main" noChangeAspect="1"/>
+                  </wp:cNvGraphicFramePr>
+                  <a:graphic xmlns:a="http://schemas.openxmlformats.org/drawingml/2006/main">
+                    <a:graphicData uri="http://schemas.openxmlformats.org/drawingml/2006/picture">
+                      <pic:pic xmlns:pic="http://schemas.openxmlformats.org/drawingml/2006/picture">
+                        <pic:nvPicPr>
+                          <pic:cNvPr id="0" name="home_guidelines.jpeg"/>
+                          <pic:cNvPicPr/>
+                        </pic:nvPicPr>
+                        <pic:blipFill>
+                          <a:blip r:embed="rId16"/>
+                          <a:stretch>
+                            <a:fillRect/>
+                          </a:stretch>
+                        </pic:blipFill>
+                        <pic:spPr>
+                          <a:xfrm>
+                            <a:off x="0" y="0"/>
+                            <a:ext cx="1737360" cy="3860800"/>
+                          </a:xfrm>
+                          <a:prstGeom prst="rect">
+                            <a:avLst/>
+                          </a:prstGeom>
+                        </pic:spPr>
+                      </pic:pic>
+                    </a:graphicData>
+                  </a:graphic>
+                </wp:inline>
+              </w:drawing>
+            </w:r>
+          </w:p>
+        </w:tc>
+      </w:tr>
+      <w:tr>
+        <w:trPr>
+          <w:jc w:val="center"/>
+        </w:trPr>
+        <w:tc>
+          <w:tcPr>
+            <w:tcW w:w="4873" w:type="dxa"/>
+          </w:tcPr>
+          <w:p>
+            <w:pPr>
+              <w:jc w:val="center"/>
+            </w:pPr>
+            <w:r>
+              <w:rPr>
+                <w:i/>
+                <w:sz w:val="18"/>
+              </w:rPr>
+              <w:t>Notifications — alerts and updates</w:t>
+            </w:r>
+          </w:p>
+        </w:tc>
+        <w:tc>
+          <w:tcPr>
+            <w:tcW w:w="4873" w:type="dxa"/>
+          </w:tcPr>
+          <w:p>
+            <w:pPr>
+              <w:jc w:val="center"/>
+            </w:pPr>
+            <w:r>
+              <w:rPr>
+                <w:i/>
+                <w:sz w:val="18"/>
+              </w:rPr>
+              <w:t>Home — guidelines and recent scans</w:t>
+            </w:r>
+          </w:p>
+        </w:tc>
+      </w:tr>
+    </w:tbl>
+    <w:p/>
+    <w:p>
+      <w:r>
+        <w:rPr>
+          <w:b/>
+        </w:rPr>
+        <w:lastRenderedPageBreak/>
+        <w:t xml:space="preserve">d) </w:t>
+      </w:r>
+      <w:r>
+        <w:rPr>
+          <w:b/>
+        </w:rPr>
+        <w:t>Onboarding, Authentication and Account Functionality</w:t>
+      </w:r>
+    </w:p>
+    <w:p>
+      <w:r>
+        <w:t xml:space="preserve">New users are guided through an onboarding carousel introducing the app's purpose, then register or log in (email/password or Google) with role and district captured at sign-up; the settings and profile </w:t>
+      </w:r>
+      <w:r>
+        <w:t>screens expose language preference, notification toggles, and account management.</w:t>
+      </w:r>
+    </w:p>
+    <w:tbl>
+      <w:tblPr>
+        <w:tblW w:w="0" w:type="auto"/>
+        <w:jc w:val="center"/>
+        <w:tblLook w:val="04A0" w:firstRow="1" w:lastRow="0" w:firstColumn="1" w:lastColumn="0" w:noHBand="0" w:noVBand="1"/>
+      </w:tblPr>
+      <w:tblGrid>
+        <w:gridCol w:w="3249"/>
+        <w:gridCol w:w="3249"/>
+        <w:gridCol w:w="3249"/>
+      </w:tblGrid>
+      <w:tr>
+        <w:trPr>
+          <w:jc w:val="center"/>
+        </w:trPr>
+        <w:tc>
+          <w:tcPr>
+            <w:tcW w:w="3249" w:type="dxa"/>
+          </w:tcPr>
+          <w:p>
+            <w:pPr>
+              <w:jc w:val="center"/>
+            </w:pPr>
+            <w:r>
+              <w:rPr>
+                <w:noProof/>
+              </w:rPr>
+              <w:drawing>
+                <wp:inline distT="0" distB="0" distL="0" distR="0" wp14:anchorId="147223B0" wp14:editId="79CFC2C4">
+                  <wp:extent cx="1737360" cy="3860800"/>
+                  <wp:effectExtent l="0" t="0" r="0" b="0"/>
+                  <wp:docPr id="12" name="Picture 12"/>
+                  <wp:cNvGraphicFramePr>
+                    <a:graphicFrameLocks xmlns:a="http://schemas.openxmlformats.org/drawingml/2006/main" noChangeAspect="1"/>
+                  </wp:cNvGraphicFramePr>
+                  <a:graphic xmlns:a="http://schemas.openxmlformats.org/drawingml/2006/main">
+                    <a:graphicData uri="http://schemas.openxmlformats.org/drawingml/2006/picture">
+                      <pic:pic xmlns:pic="http://schemas.openxmlformats.org/drawingml/2006/picture">
+                        <pic:nvPicPr>
+                          <pic:cNvPr id="0" name="onboarding_1.jpeg"/>
+                          <pic:cNvPicPr/>
+                        </pic:nvPicPr>
+                        <pic:blipFill>
+                          <a:blip r:embed="rId17"/>
+                          <a:stretch>
+                            <a:fillRect/>
+                          </a:stretch>
+                        </pic:blipFill>
+                        <pic:spPr>
+                          <a:xfrm>
+                            <a:off x="0" y="0"/>
+                            <a:ext cx="1737360" cy="3860800"/>
+                          </a:xfrm>
+                          <a:prstGeom prst="rect">
+                            <a:avLst/>
+                          </a:prstGeom>
+                        </pic:spPr>
+                      </pic:pic>
+                    </a:graphicData>
+                  </a:graphic>
+                </wp:inline>
+              </w:drawing>
+            </w:r>
+          </w:p>
+        </w:tc>
+        <w:tc>
+          <w:tcPr>
+            <w:tcW w:w="3249" w:type="dxa"/>
+          </w:tcPr>
+          <w:p>
+            <w:pPr>
+              <w:jc w:val="center"/>
+            </w:pPr>
+            <w:r>
+              <w:rPr>
+                <w:noProof/>
+              </w:rPr>
+              <w:drawing>
+                <wp:inline distT="0" distB="0" distL="0" distR="0" wp14:anchorId="326FE35F" wp14:editId="09728B42">
+                  <wp:extent cx="1737360" cy="3860800"/>
+                  <wp:effectExtent l="0" t="0" r="0" b="0"/>
+                  <wp:docPr id="13" name="Picture 13"/>
+                  <wp:cNvGraphicFramePr>
+                    <a:graphicFrameLocks xmlns:a="http://schemas.openxmlformats.org/drawingml/2006/main" noChangeAspect="1"/>
+                  </wp:cNvGraphicFramePr>
+                  <a:graphic xmlns:a="http://schemas.openxmlformats.org/drawingml/2006/main">
+                    <a:graphicData uri="http://schemas.openxmlformats.org/drawingml/2006/picture">
+                      <pic:pic xmlns:pic="http://schemas.openxmlformats.org/drawingml/2006/picture">
+                        <pic:nvPicPr>
+                          <pic:cNvPr id="0" name="onboarding_welcome.jpeg"/>
+                          <pic:cNvPicPr/>
+                        </pic:nvPicPr>
+                        <pic:blipFill>
+                          <a:blip r:embed="rId18"/>
+                          <a:stretch>
+                            <a:fillRect/>
+                          </a:stretch>
+                        </pic:blipFill>
+                        <pic:spPr>
+                          <a:xfrm>
+                            <a:off x="0" y="0"/>
+                            <a:ext cx="1737360" cy="3860800"/>
+                          </a:xfrm>
+                          <a:prstGeom prst="rect">
+                            <a:avLst/>
+                          </a:prstGeom>
+                        </pic:spPr>
+                      </pic:pic>
+                    </a:graphicData>
+                  </a:graphic>
+                </wp:inline>
+              </w:drawing>
+            </w:r>
+          </w:p>
+        </w:tc>
+        <w:tc>
+          <w:tcPr>
+            <w:tcW w:w="3249" w:type="dxa"/>
+          </w:tcPr>
+          <w:p>
+            <w:pPr>
+              <w:jc w:val="center"/>
+            </w:pPr>
+            <w:r>
+              <w:rPr>
+                <w:noProof/>
+              </w:rPr>
+              <w:drawing>
+                <wp:inline distT="0" distB="0" distL="0" distR="0" wp14:anchorId="0A550AFE" wp14:editId="7B936599">
+                  <wp:extent cx="1737360" cy="3860800"/>
+                  <wp:effectExtent l="0" t="0" r="0" b="0"/>
+                  <wp:docPr id="14" name="Picture 14"/>
+                  <wp:cNvGraphicFramePr>
+                    <a:graphicFrameLocks xmlns:a="http://schemas.openxmlformats.org/drawingml/2006/main" noChangeAspect="1"/>
+                  </wp:cNvGraphicFramePr>
+                  <a:graphic xmlns:a="http://schemas.openxmlformats.org/drawingml/2006/main">
+                    <a:graphicData uri="http://schemas.openxmlformats.org/drawingml/2006/picture">
+                      <pic:pic xmlns:pic="http://schemas.openxmlformats.org/drawingml/2006/picture">
+                        <pic:nvPicPr>
+                          <pic:cNvPr id="0" name="login.jpeg"/>
+                          <pic:cNvPicPr/>
+                        </pic:nvPicPr>
+                        <pic:blipFill>
+                          <a:blip r:embed="rId19"/>
+                          <a:stretch>
+                            <a:fillRect/>
+                          </a:stretch>
+                        </pic:blipFill>
+                        <pic:spPr>
+                          <a:xfrm>
+                            <a:off x="0" y="0"/>
+                            <a:ext cx="1737360" cy="3860800"/>
+                          </a:xfrm>
+                          <a:prstGeom prst="rect">
+                            <a:avLst/>
+                          </a:prstGeom>
+                        </pic:spPr>
+                      </pic:pic>
+                    </a:graphicData>
+                  </a:graphic>
+                </wp:inline>
+              </w:drawing>
+            </w:r>
+          </w:p>
+        </w:tc>
+      </w:tr>
+      <w:tr>
+        <w:trPr>
+          <w:jc w:val="center"/>
+        </w:trPr>
+        <w:tc>
+          <w:tcPr>
+            <w:tcW w:w="3249" w:type="dxa"/>
+          </w:tcPr>
+          <w:p>
+            <w:pPr>
+              <w:jc w:val="center"/>
+            </w:pPr>
+            <w:r>
+              <w:rPr>
+                <w:i/>
+                <w:sz w:val="18"/>
+              </w:rPr>
+              <w:t>Onboarding carousel</w:t>
+            </w:r>
+          </w:p>
+        </w:tc>
+        <w:tc>
+          <w:tcPr>
+            <w:tcW w:w="3249" w:type="dxa"/>
+          </w:tcPr>
+          <w:p>
+            <w:pPr>
+              <w:jc w:val="center"/>
+            </w:pPr>
+            <w:r>
+              <w:rPr>
+                <w:i/>
+                <w:sz w:val="18"/>
+              </w:rPr>
+              <w:t>Welcome — sign up or log in</w:t>
+            </w:r>
+          </w:p>
+        </w:tc>
+        <w:tc>
+          <w:tcPr>
+            <w:tcW w:w="3249" w:type="dxa"/>
+          </w:tcPr>
+          <w:p>
+            <w:pPr>
+              <w:jc w:val="center"/>
+            </w:pPr>
+            <w:r>
+              <w:rPr>
+                <w:i/>
+                <w:sz w:val="18"/>
+              </w:rPr>
+              <w:t>Login</w:t>
+            </w:r>
+          </w:p>
+        </w:tc>
+      </w:tr>
+    </w:tbl>
+    <w:p/>
+    <w:tbl>
+      <w:tblPr>
+        <w:tblW w:w="0" w:type="auto"/>
+        <w:jc w:val="center"/>
+        <w:tblLook w:val="04A0" w:firstRow="1" w:lastRow="0" w:firstColumn="1" w:lastColumn="0" w:noHBand="0" w:noVBand="1"/>
+      </w:tblPr>
+      <w:tblGrid>
+        <w:gridCol w:w="3249"/>
+        <w:gridCol w:w="3249"/>
+        <w:gridCol w:w="3249"/>
+      </w:tblGrid>
+      <w:tr>
+        <w:trPr>
+          <w:jc w:val="center"/>
+        </w:trPr>
+        <w:tc>
+          <w:tcPr>
+            <w:tcW w:w="3249" w:type="dxa"/>
+          </w:tcPr>
+          <w:p>
+            <w:pPr>
+              <w:jc w:val="center"/>
+            </w:pPr>
+            <w:r>
+              <w:rPr>
+                <w:noProof/>
+              </w:rPr>
+              <w:lastRenderedPageBreak/>
+              <w:drawing>
+                <wp:inline distT="0" distB="0" distL="0" distR="0" wp14:anchorId="60AD88AE" wp14:editId="7C615CD7">
+                  <wp:extent cx="1737360" cy="3860800"/>
+                  <wp:effectExtent l="0" t="0" r="0" b="0"/>
+                  <wp:docPr id="15" name="Picture 15"/>
+                  <wp:cNvGraphicFramePr>
+                    <a:graphicFrameLocks xmlns:a="http://schemas.openxmlformats.org/drawingml/2006/main" noChangeAspect="1"/>
+                  </wp:cNvGraphicFramePr>
+                  <a:graphic xmlns:a="http://schemas.openxmlformats.org/drawingml/2006/main">
+                    <a:graphicData uri="http://schemas.openxmlformats.org/drawingml/2006/picture">
+                      <pic:pic xmlns:pic="http://schemas.openxmlformats.org/drawingml/2006/picture">
+                        <pic:nvPicPr>
+                          <pic:cNvPr id="0" name="register.jpeg"/>
+                          <pic:cNvPicPr/>
+                        </pic:nvPicPr>
+                        <pic:blipFill>
+                          <a:blip r:embed="rId20"/>
+                          <a:stretch>
+                            <a:fillRect/>
+                          </a:stretch>
+                        </pic:blipFill>
+                        <pic:spPr>
+                          <a:xfrm>
+                            <a:off x="0" y="0"/>
+                            <a:ext cx="1737360" cy="3860800"/>
+                          </a:xfrm>
+                          <a:prstGeom prst="rect">
+                            <a:avLst/>
+                          </a:prstGeom>
+                        </pic:spPr>
+                      </pic:pic>
+                    </a:graphicData>
+                  </a:graphic>
+                </wp:inline>
+              </w:drawing>
+            </w:r>
+          </w:p>
+        </w:tc>
+        <w:tc>
+          <w:tcPr>
+            <w:tcW w:w="3249" w:type="dxa"/>
+          </w:tcPr>
+          <w:p>
+            <w:pPr>
+              <w:jc w:val="center"/>
+            </w:pPr>
+            <w:r>
+              <w:rPr>
+                <w:noProof/>
+              </w:rPr>
+              <w:drawing>
+                <wp:inline distT="0" distB="0" distL="0" distR="0" wp14:anchorId="3E3397F2" wp14:editId="5C58F1DC">
+                  <wp:extent cx="1737360" cy="3860800"/>
+                  <wp:effectExtent l="0" t="0" r="0" b="0"/>
+                  <wp:docPr id="16" name="Picture 16"/>
+                  <wp:cNvGraphicFramePr>
+                    <a:graphicFrameLocks xmlns:a="http://schemas.openxmlformats.org/drawingml/2006/main" noChangeAspect="1"/>
+                  </wp:cNvGraphicFramePr>
+                  <a:graphic xmlns:a="http://schemas.openxmlformats.org/drawingml/2006/main">
+                    <a:graphicData uri="http://schemas.openxmlformats.org/drawingml/2006/picture">
+                      <pic:pic xmlns:pic="http://schemas.openxmlformats.org/drawingml/2006/picture">
+                        <pic:nvPicPr>
+                          <pic:cNvPr id="0" name="settings.jpeg"/>
+                          <pic:cNvPicPr/>
+                        </pic:nvPicPr>
+                        <pic:blipFill>
+                          <a:blip r:embed="rId21"/>
+                          <a:stretch>
+                            <a:fillRect/>
+                          </a:stretch>
+                        </pic:blipFill>
+                        <pic:spPr>
+                          <a:xfrm>
+                            <a:off x="0" y="0"/>
+                            <a:ext cx="1737360" cy="3860800"/>
+                          </a:xfrm>
+                          <a:prstGeom prst="rect">
+                            <a:avLst/>
+                          </a:prstGeom>
+                        </pic:spPr>
+                      </pic:pic>
+                    </a:graphicData>
+                  </a:graphic>
+                </wp:inline>
+              </w:drawing>
+            </w:r>
+          </w:p>
+        </w:tc>
+        <w:tc>
+          <w:tcPr>
+            <w:tcW w:w="3249" w:type="dxa"/>
+          </w:tcPr>
+          <w:p>
+            <w:pPr>
+              <w:jc w:val="center"/>
+            </w:pPr>
+            <w:r>
+              <w:rPr>
+                <w:noProof/>
+              </w:rPr>
+              <w:drawing>
+                <wp:inline distT="0" distB="0" distL="0" distR="0" wp14:anchorId="5B4361AF" wp14:editId="43074B78">
+                  <wp:extent cx="1737360" cy="3860800"/>
+                  <wp:effectExtent l="0" t="0" r="0" b="0"/>
+                  <wp:docPr id="17" name="Picture 17"/>
+                  <wp:cNvGraphicFramePr>
+                    <a:graphicFrameLocks xmlns:a="http://schemas.openxmlformats.org/drawingml/2006/main" noChangeAspect="1"/>
+                  </wp:cNvGraphicFramePr>
+                  <a:graphic xmlns:a="http://schemas.openxmlformats.org/drawingml/2006/main">
+                    <a:graphicData uri="http://schemas.openxmlformats.org/drawingml/2006/picture">
+                      <pic:pic xmlns:pic="http://schemas.openxmlformats.org/drawingml/2006/picture">
+                        <pic:nvPicPr>
+                          <pic:cNvPr id="0" name="profile.jpeg"/>
+                          <pic:cNvPicPr/>
+                        </pic:nvPicPr>
+                        <pic:blipFill>
+                          <a:blip r:embed="rId22"/>
+                          <a:stretch>
+                            <a:fillRect/>
+                          </a:stretch>
+                        </pic:blipFill>
+                        <pic:spPr>
+                          <a:xfrm>
+                            <a:off x="0" y="0"/>
+                            <a:ext cx="1737360" cy="3860800"/>
+                          </a:xfrm>
+                          <a:prstGeom prst="rect">
+                            <a:avLst/>
+                          </a:prstGeom>
+                        </pic:spPr>
+                      </pic:pic>
+                    </a:graphicData>
+                  </a:graphic>
+                </wp:inline>
+              </w:drawing>
+            </w:r>
+          </w:p>
+        </w:tc>
+      </w:tr>
+      <w:tr>
+        <w:trPr>
+          <w:jc w:val="center"/>
+        </w:trPr>
+        <w:tc>
+          <w:tcPr>
+            <w:tcW w:w="3249" w:type="dxa"/>
+          </w:tcPr>
+          <w:p>
+            <w:pPr>
+              <w:jc w:val="center"/>
+            </w:pPr>
+            <w:r>
+              <w:rPr>
+                <w:i/>
+                <w:sz w:val="18"/>
+              </w:rPr>
+              <w:t>Registration</w:t>
+            </w:r>
+          </w:p>
+        </w:tc>
+        <w:tc>
+          <w:tcPr>
+            <w:tcW w:w="3249" w:type="dxa"/>
+          </w:tcPr>
+          <w:p>
+            <w:pPr>
+              <w:jc w:val="center"/>
+            </w:pPr>
+            <w:r>
+              <w:rPr>
+                <w:i/>
+                <w:sz w:val="18"/>
+              </w:rPr>
+              <w:t>Settings</w:t>
+            </w:r>
+          </w:p>
+        </w:tc>
+        <w:tc>
+          <w:tcPr>
+            <w:tcW w:w="3249" w:type="dxa"/>
+          </w:tcPr>
+          <w:p>
+            <w:pPr>
+              <w:jc w:val="center"/>
+            </w:pPr>
+            <w:r>
+              <w:rPr>
+                <w:i/>
+                <w:sz w:val="18"/>
+              </w:rPr>
+              <w:t>Profile</w:t>
+            </w:r>
+          </w:p>
+        </w:tc>
+      </w:tr>
+    </w:tbl>
     <w:p/>
     <w:p>
       <w:pPr>
         <w:pStyle w:val="Heading2"/>
       </w:pPr>
-      <w:bookmarkStart w:id="12" w:name="_Toc236496772"/>
+      <w:bookmarkStart w:id="14" w:name="_Toc236500343"/>
       <w:r>
         <w:rPr>
           <w:color w:val="00462D"/>
         </w:rPr>
-        <w:t>2.1  Product Design</w:t>
-      </w:r>
-      <w:bookmarkEnd w:id="12"/>
-    </w:p>
-    <w:p>
-      <w:r>
-        <w:t>AflAlert is a cross-platform mobile application built with Flutter, using Firebase for authentication (e</w:t>
-      </w:r>
-      <w:r>
-        <w:t>mail/password, Google Sign-In, OTP), real-time data storage (Cloud Firestore), file storage (Firebase Storage), server-side logic (Cloud Functions), and app integrity verification (Firebase App Check).</w:t>
-      </w:r>
-    </w:p>
-    <w:p>
-      <w:r>
-        <w:t>On-device machine learning is handled via tflite_flutt</w:t>
-      </w:r>
-      <w:r>
-        <w:t>er, running a bundled classification model for kernel scanning, while the test-strip reader uses deterministic pixel/image processing (the image package) rather than a trained model, since the T/C line-reading problem is well suited to direct optical-densi</w:t>
-      </w:r>
-      <w:r>
-        <w:t>ty calculation.</w:t>
-      </w:r>
-    </w:p>
-    <w:p>
-      <w:r>
-        <w:t xml:space="preserve">Background scheduling for rain/weather alerts uses WorkManager (Android) so alerts can fire even when the app isn't open. The codebase separates concerns cleanly into screens (UI), services (business logic — classification, strip analysis, </w:t>
-      </w:r>
-      <w:r>
-        <w:t>Firebase access, alerts, PDF generation, voice), and localization resources, making each detection tier and supporting feature independently maintainable and testable.</w:t>
-      </w:r>
-    </w:p>
-    <w:p>
-      <w:r>
-        <w:rPr>
-          <w:i/>
-          <w:color w:val="C62828"/>
-        </w:rPr>
-        <w:t>[Insert system architecture diagram here.]</w:t>
-      </w:r>
-    </w:p>
-    <w:p>
-      <w:pPr>
-        <w:pStyle w:val="Heading2"/>
-      </w:pPr>
-      <w:bookmarkStart w:id="13" w:name="_Toc236496773"/>
-      <w:r>
-        <w:rPr>
-          <w:color w:val="00462D"/>
-        </w:rPr>
-        <w:t>2.2  Product Functionality and Screenshots</w:t>
-      </w:r>
-      <w:bookmarkEnd w:id="13"/>
-    </w:p>
-    <w:p>
-      <w:r>
-        <w:rPr>
-          <w:b/>
-        </w:rPr>
-        <w:t>a)</w:t>
-      </w:r>
-      <w:r>
-        <w:rPr>
-          <w:b/>
-        </w:rPr>
-        <w:t xml:space="preserve"> Kernel Scan Functionality</w:t>
-      </w:r>
-    </w:p>
-    <w:p>
-      <w:r>
-        <w:t>Users capture or select a photo of maize kernels; the app classifies the sample on-device and returns a risk result with guided recommendations.</w:t>
-      </w:r>
-    </w:p>
-    <w:p>
-      <w:r>
-        <w:rPr>
-          <w:i/>
-          <w:color w:val="C62828"/>
-        </w:rPr>
-        <w:t>[Insert kernel scan screenshots here.]</w:t>
-      </w:r>
-    </w:p>
-    <w:p>
-      <w:r>
-        <w:rPr>
-          <w:b/>
-        </w:rPr>
-        <w:t>b) Test Strip Scan Functionality</w:t>
-      </w:r>
-    </w:p>
-    <w:p>
-      <w:r>
-        <w:t xml:space="preserve">Users </w:t>
-      </w:r>
-      <w:r>
-        <w:t>perform the physical extraction/strip test, then photograph the reacted strip through a guided capture flow; the app reads the Control and Test lines, computes an optical-density ratio, and returns an estimated ppb reading with a safe/unsafe classification</w:t>
-      </w:r>
-      <w:r>
-        <w:t xml:space="preserve"> and guidance.</w:t>
-      </w:r>
-    </w:p>
-    <w:p>
-      <w:r>
-        <w:rPr>
-          <w:i/>
-          <w:color w:val="C62828"/>
-        </w:rPr>
-        <w:t>[Insert strip scan screenshots here.]</w:t>
-      </w:r>
-    </w:p>
-    <w:p>
-      <w:r>
-        <w:rPr>
-          <w:b/>
-        </w:rPr>
-        <w:t>c) Alerts, History and Assistant Functionality</w:t>
-      </w:r>
-    </w:p>
-    <w:p>
-      <w:r>
-        <w:t>Users receive daily weather summaries and urgent rain alerts, review past scans and download PDF reports, and can interact with a voice assistant for hands-</w:t>
-      </w:r>
-      <w:r>
-        <w:t>free scanning and Q&amp;A. The assistant is reachable from the home, history, notifications, and results screens, and speaks a result summary aloud when a scan it triggered finishes.</w:t>
-      </w:r>
-    </w:p>
-    <w:p>
-      <w:r>
-        <w:rPr>
-          <w:i/>
-          <w:color w:val="C62828"/>
-        </w:rPr>
-        <w:t>[Insert alerts/history/voice-assistant screenshots here.]</w:t>
-      </w:r>
-    </w:p>
-    <w:p>
-      <w:pPr>
-        <w:pStyle w:val="Heading2"/>
-      </w:pPr>
-      <w:bookmarkStart w:id="14" w:name="_Toc236496774"/>
-      <w:r>
-        <w:rPr>
-          <w:color w:val="00462D"/>
-        </w:rPr>
-        <w:lastRenderedPageBreak/>
-        <w:t xml:space="preserve">2.3  Project </w:t>
-      </w:r>
-      <w:r>
-        <w:rPr>
-          <w:color w:val="00462D"/>
-        </w:rPr>
-        <w:t>Website and Repository</w:t>
+        <w:t>2.3  Project Website and Repository</w:t>
       </w:r>
       <w:bookmarkEnd w:id="14"/>
     </w:p>
@@ -2551,7 +3843,7 @@
         <w:spacing w:before="80" w:after="80"/>
         <w:jc w:val="center"/>
       </w:pPr>
-      <w:bookmarkStart w:id="15" w:name="_Toc236496775"/>
+      <w:bookmarkStart w:id="15" w:name="_Toc236500344"/>
       <w:r>
         <w:rPr>
           <w:color w:val="FFFFFF"/>
@@ -2567,7 +3859,7 @@
       <w:pPr>
         <w:pStyle w:val="Heading2"/>
       </w:pPr>
-      <w:bookmarkStart w:id="16" w:name="_Toc236496776"/>
+      <w:bookmarkStart w:id="16" w:name="_Toc236500345"/>
       <w:r>
         <w:rPr>
           <w:color w:val="00462D"/>
@@ -2584,13 +3876,13 @@
         <w:rPr>
           <w:b/>
         </w:rPr>
-        <w:t>a) Placeholder ppb cal</w:t>
+        <w:t xml:space="preserve">a) </w:t>
       </w:r>
       <w:r>
         <w:rPr>
           <w:b/>
         </w:rPr>
-        <w:t xml:space="preserve">ibration: </w:t>
+        <w:t xml:space="preserve">Placeholder ppb calibration: </w:t>
       </w:r>
       <w:r>
         <w:t>The strip reader's ppb figure is currently derived from a monotonic placeholder curve rather than a lab-fitted calibration, so it should be treated as a relative/qualitative signal rather than a certified quantitative reading.</w:t>
@@ -2604,13 +3896,7 @@
         <w:rPr>
           <w:b/>
         </w:rPr>
-        <w:t>b) Gallery-picked s</w:t>
-      </w:r>
-      <w:r>
-        <w:rPr>
-          <w:b/>
-        </w:rPr>
-        <w:t xml:space="preserve">trip photos are less reliable: </w:t>
+        <w:t xml:space="preserve">b) Gallery-picked strip photos are less reliable: </w:t>
       </w:r>
       <w:r>
         <w:t>Photos selected from the gallery (rather than the guided in-app camera capture) aren't cropped/oriented to the expected frame, making line detection less reliable on those images.</w:t>
@@ -2624,13 +3910,16 @@
         <w:rPr>
           <w:b/>
         </w:rPr>
-        <w:t xml:space="preserve">c) Background alerts are Android-only: </w:t>
-      </w:r>
-      <w:r>
-        <w:t>iOS ha</w:t>
-      </w:r>
-      <w:r>
-        <w:t>s no platform guarantee for background task timing, so the proactive rain/weather alert currently only runs reliably on Android.</w:t>
+        <w:t xml:space="preserve">c) </w:t>
+      </w:r>
+      <w:r>
+        <w:rPr>
+          <w:b/>
+        </w:rPr>
+        <w:t xml:space="preserve">Background alerts are Android-only: </w:t>
+      </w:r>
+      <w:r>
+        <w:t>iOS has no platform guarantee for background task timing, so the proactive rain/weather alert currently only runs reliably on Android.</w:t>
       </w:r>
     </w:p>
     <w:p>
@@ -2644,17 +3933,17 @@
         <w:t xml:space="preserve">d) No confirmatory lab pathway: </w:t>
       </w:r>
       <w:r>
-        <w:t xml:space="preserve">The app offers a first-line risk read, not a certified lab-equivalent result, and does not yet </w:t>
-      </w:r>
-      <w:r>
-        <w:t>route high-risk results to confirmatory testing.</w:t>
+        <w:t>The app offers a first-line risk read, not a certifie</w:t>
+      </w:r>
+      <w:r>
+        <w:t>d lab-equivalent result, and does not yet route high-risk results to confirmatory testing.</w:t>
       </w:r>
     </w:p>
     <w:p>
       <w:pPr>
         <w:pStyle w:val="Heading2"/>
       </w:pPr>
-      <w:bookmarkStart w:id="17" w:name="_Toc236496777"/>
+      <w:bookmarkStart w:id="17" w:name="_Toc236500346"/>
       <w:r>
         <w:rPr>
           <w:color w:val="00462D"/>
@@ -2674,10 +3963,10 @@
         <w:t xml:space="preserve">a) Calibrate the strip reader: </w:t>
       </w:r>
       <w:r>
-        <w:t>Run a dilution series of certified-reference aflatoxin standards through the strip and app pipeline, and fit a proper dose-response curve (e.g. 4-parameter logi</w:t>
-      </w:r>
-      <w:r>
-        <w:t>stic) to replace the placeholder ppb formula.</w:t>
+        <w:t xml:space="preserve">Run a dilution series of certified-reference aflatoxin standards through the strip and app pipeline, and fit a proper </w:t>
+      </w:r>
+      <w:r>
+        <w:t>dose-response curve (e.g. 4-parameter logistic) to replace the placeholder ppb formula.</w:t>
       </w:r>
     </w:p>
     <w:p>
@@ -2705,10 +3994,7 @@
         <w:t xml:space="preserve">c) iOS background alerts: </w:t>
       </w:r>
       <w:r>
-        <w:t>Investigate iOS</w:t>
-      </w:r>
-      <w:r>
-        <w:t>-appropriate scheduling (e.g. BGTaskScheduler) to bring rain alerts to iOS.</w:t>
+        <w:t>Investigate iOS-appropriate scheduling (e.g. BGTaskScheduler) to bring rain alerts to iOS.</w:t>
       </w:r>
     </w:p>
     <w:p>
@@ -2737,7 +4023,7 @@
         <w:spacing w:before="80" w:after="80"/>
         <w:jc w:val="center"/>
       </w:pPr>
-      <w:bookmarkStart w:id="18" w:name="_Toc236496778"/>
+      <w:bookmarkStart w:id="18" w:name="_Toc236500347"/>
       <w:r>
         <w:rPr>
           <w:color w:val="FFFFFF"/>
@@ -2751,10 +4037,10 @@
     <w:p/>
     <w:p>
       <w:r>
-        <w:t>[1] Google, "Flutter documentation," Flutte</w:t>
-      </w:r>
-      <w:r>
-        <w:t>r.dev. [Online]. Available: https://flutter.dev/docs.</w:t>
+        <w:t>[</w:t>
+      </w:r>
+      <w:r>
+        <w:t>1] Google, "Flutter documentation," Flutter.dev. [Online]. Available: https://flutter.dev/docs.</w:t>
       </w:r>
     </w:p>
     <w:p>
@@ -2764,10 +4050,10 @@
     </w:p>
     <w:p>
       <w:r>
-        <w:t>[3] Dart team, "Dart language guides," Dart.dev. [Online]. Available: https://dart.dev/g</w:t>
-      </w:r>
-      <w:r>
-        <w:t>uides.</w:t>
+        <w:t>[3] Dart team, "Dart language guides," Dart.de</w:t>
+      </w:r>
+      <w:r>
+        <w:t>v. [Online]. Available: https://dart.dev/guides.</w:t>
       </w:r>
     </w:p>
     <w:p>
@@ -2782,26 +4068,26 @@
     </w:p>
     <w:p>
       <w:r>
-        <w:t xml:space="preserve">[6] Codex Alimentarius Commission, "General </w:t>
-      </w:r>
-      <w:r>
-        <w:t>standard for contaminants and toxins in food and feed," CODEX STAN 193-1995, FAO/WHO, Rome, Italy, 1995 (rev. 2019) — sets the international reference maximum levels for aflatoxins in food that UNBS/MAAIF grain guidance is aligned with.</w:t>
+        <w:t>[6] Codex Aliment</w:t>
+      </w:r>
+      <w:r>
+        <w:t>arius Commission, "General standard for contaminants and toxins in food and feed," CODEX STAN 193-1995, FAO/WHO, Rome, Italy, 1995 (rev. 2019) — sets the international reference maximum levels for aflatoxins in food that UNBS/MAAIF grain guidance is aligne</w:t>
+      </w:r>
+      <w:r>
+        <w:t>d with.</w:t>
       </w:r>
     </w:p>
     <w:p>
       <w:r>
-        <w:t>[7] Uganda National</w:t>
-      </w:r>
-      <w:r>
-        <w:t xml:space="preserve"> Bureau of Standards (UNBS), "Maize grains — Specification," Kampala, Uganda. [Online]. Available: https://www.unbs.go.ug.</w:t>
+        <w:t>[7] Uganda National Bureau of Standards (UNBS), "Maize grains — Specification," Kampala, Uganda. [Online]. Available: https://www.unbs.go.ug.</w:t>
       </w:r>
     </w:p>
     <w:p>
       <w:r>
-        <w:t>[8] Ministry of Agriculture, Animal Industry and Fisheries (MAAIF), "Post-harvest handling and grain storage guidelines," Kampala, Ug</w:t>
-      </w:r>
-      <w:r>
-        <w:t>anda. [Online]. Available: https://www.agriculture.go.ug.</w:t>
+        <w:t>[8] Ministry of Agriculture, Animal Industry and Fisheries (MAAIF), "Post-harvest handling and grain stora</w:t>
+      </w:r>
+      <w:r>
+        <w:t>ge guidelines," Kampala, Uganda. [Online]. Available: https://www.agriculture.go.ug.</w:t>
       </w:r>
     </w:p>
     <w:p>
@@ -2811,10 +4097,10 @@
     </w:p>
     <w:p>
       <w:r>
-        <w:t>[10] "workmanager," Dart package, pub.dev. [Online]. Available: https://pub.dev/packages/workmana</w:t>
-      </w:r>
-      <w:r>
-        <w:t>ger.</w:t>
+        <w:t>[10] "workmanager," Dart package, pub.dev. [Online]. Available: https:</w:t>
+      </w:r>
+      <w:r>
+        <w:t>//pub.dev/packages/workmanager.</w:t>
       </w:r>
     </w:p>
     <w:p>
@@ -2829,7 +4115,7 @@
         <w:spacing w:before="80" w:after="80"/>
         <w:jc w:val="center"/>
       </w:pPr>
-      <w:bookmarkStart w:id="19" w:name="_Toc236496779"/>
+      <w:bookmarkStart w:id="19" w:name="_Toc236500348"/>
       <w:r>
         <w:rPr>
           <w:color w:val="FFFFFF"/>
@@ -2850,10 +4136,10 @@
           <w:noProof/>
         </w:rPr>
         <w:drawing>
-          <wp:inline distT="0" distB="0" distL="0" distR="0" wp14:anchorId="5A62C926" wp14:editId="1ACBA374">
+          <wp:inline distT="0" distB="0" distL="0" distR="0" wp14:anchorId="09E70CB8" wp14:editId="7FDFA550">
             <wp:extent cx="6188710" cy="4317331"/>
             <wp:effectExtent l="0" t="0" r="0" b="0"/>
-            <wp:docPr id="1" name="Picture 1"/>
+            <wp:docPr id="18" name="Picture 18"/>
             <wp:cNvGraphicFramePr>
               <a:graphicFrameLocks xmlns:a="http://schemas.openxmlformats.org/drawingml/2006/main" noChangeAspect="1"/>
             </wp:cNvGraphicFramePr>
@@ -2865,7 +4151,7 @@
                     <pic:cNvPicPr/>
                   </pic:nvPicPr>
                   <pic:blipFill>
-                    <a:blip r:embed="rId6"/>
+                    <a:blip r:embed="rId23"/>
                     <a:stretch>
                       <a:fillRect/>
                     </a:stretch>
@@ -2901,10 +4187,10 @@
         </w:rPr>
         <w:lastRenderedPageBreak/>
         <w:drawing>
-          <wp:inline distT="0" distB="0" distL="0" distR="0" wp14:anchorId="114A5B28" wp14:editId="6C97C1FB">
+          <wp:inline distT="0" distB="0" distL="0" distR="0" wp14:anchorId="41D5F04A" wp14:editId="47701508">
             <wp:extent cx="6188710" cy="3197072"/>
             <wp:effectExtent l="0" t="0" r="0" b="0"/>
-            <wp:docPr id="2" name="Picture 2"/>
+            <wp:docPr id="19" name="Picture 19"/>
             <wp:cNvGraphicFramePr>
               <a:graphicFrameLocks xmlns:a="http://schemas.openxmlformats.org/drawingml/2006/main" noChangeAspect="1"/>
             </wp:cNvGraphicFramePr>
@@ -2916,7 +4202,7 @@
                     <pic:cNvPicPr/>
                   </pic:nvPicPr>
                   <pic:blipFill>
-                    <a:blip r:embed="rId7"/>
+                    <a:blip r:embed="rId24"/>
                     <a:stretch>
                       <a:fillRect/>
                     </a:stretch>
@@ -2949,7 +4235,7 @@
         <w:spacing w:before="80" w:after="80"/>
         <w:jc w:val="center"/>
       </w:pPr>
-      <w:bookmarkStart w:id="20" w:name="_Toc236496780"/>
+      <w:bookmarkStart w:id="20" w:name="_Toc236500349"/>
       <w:r>
         <w:rPr>
           <w:color w:val="FFFFFF"/>
@@ -3049,10 +4335,10 @@
               <w:t>✓</w:t>
             </w:r>
             <w:r>
-              <w:t xml:space="preserve"> Configured Firebase and platform build setup (Android/iOS/Windows); resolved recurring build/run </w:t>
+              <w:t xml:space="preserve"> Configured Firebase and platform build setup </w:t>
             </w:r>
             <w:r>
-              <w:t>issues (Gradle, Kotlin)</w:t>
+              <w:t>(Android/iOS/Windows); resolved recurring build/run issues (Gradle, Kotlin)</w:t>
             </w:r>
           </w:p>
           <w:p>
@@ -3076,7 +4362,10 @@
               <w:t>✓</w:t>
             </w:r>
             <w:r>
-              <w:t xml:space="preserve"> Worked on the forgot-password flow, settings screen, and legal section</w:t>
+              <w:t xml:space="preserve"> Worked on the forgot-password flow, settings </w:t>
+            </w:r>
+            <w:r>
+              <w:t>screen, and legal section</w:t>
             </w:r>
           </w:p>
           <w:p>
@@ -3084,10 +4373,7 @@
               <w:t>✓</w:t>
             </w:r>
             <w:r>
-              <w:t xml:space="preserve"> Contributed to localizat</w:t>
-            </w:r>
-            <w:r>
-              <w:t>ion of the login page and general UI</w:t>
+              <w:t xml:space="preserve"> Contributed to localization of the login page and general UI</w:t>
             </w:r>
           </w:p>
         </w:tc>
@@ -3138,7 +4424,10 @@
               <w:t>✓</w:t>
             </w:r>
             <w:r>
-              <w:t xml:space="preserve"> Added Google sign-in branding assets (logo sizing/placement)</w:t>
+              <w:t xml:space="preserve"> Added Google sign-in </w:t>
+            </w:r>
+            <w:r>
+              <w:t>branding assets (logo sizing/placement)</w:t>
             </w:r>
           </w:p>
           <w:p>
@@ -3146,10 +4435,7 @@
               <w:t>✓</w:t>
             </w:r>
             <w:r>
-              <w:t xml:space="preserve"> Contributed to the </w:t>
-            </w:r>
-            <w:r>
-              <w:t>analysis and settings screens</w:t>
+              <w:t xml:space="preserve"> Contributed to the analysis and settings screens</w:t>
             </w:r>
           </w:p>
           <w:p>
@@ -3200,7 +4486,10 @@
               <w:t>✓</w:t>
             </w:r>
             <w:r>
-              <w:t xml:space="preserve"> Built out the home screen extensively, plus registration, login, and settings screens</w:t>
+              <w:t xml:space="preserve"> Built out the home screen ex</w:t>
+            </w:r>
+            <w:r>
+              <w:t>tensively, plus registration, login, and settings screens</w:t>
             </w:r>
           </w:p>
           <w:p>
@@ -3208,10 +4497,7 @@
               <w:t>✓</w:t>
             </w:r>
             <w:r>
-              <w:t xml:space="preserve"> I</w:t>
-            </w:r>
-            <w:r>
-              <w:t>mplemented the history screen and alert notifications (weather-based alerts, daily tips)</w:t>
+              <w:t xml:space="preserve"> Implemented the history screen and alert notifications (weather-based alerts, daily tips)</w:t>
             </w:r>
           </w:p>
           <w:p>
@@ -3235,14 +4521,7 @@
               <w:t>✓</w:t>
             </w:r>
             <w:r>
-              <w:t xml:space="preserve"> Localized major screens into English and Luganda </w:t>
-            </w:r>
-            <w:r>
-              <w:lastRenderedPageBreak/>
-              <w:t>(app_local</w:t>
-            </w:r>
-            <w:r>
-              <w:t>izations)</w:t>
+              <w:t xml:space="preserve"> Localized major screens into English and Luganda (app_localizations)</w:t>
             </w:r>
           </w:p>
           <w:p>
@@ -3262,7 +4541,6 @@
           </w:tcPr>
           <w:p>
             <w:r>
-              <w:lastRenderedPageBreak/>
               <w:t>4</w:t>
             </w:r>
           </w:p>
@@ -3286,7 +4564,14 @@
               <w:t>✓</w:t>
             </w:r>
             <w:r>
-              <w:t xml:space="preserve"> Set up localization support (flutter_localizations, intl dependencies) and initialized the Luganda ARB file</w:t>
+              <w:t xml:space="preserve"> Set up localization support </w:t>
+            </w:r>
+            <w:r>
+              <w:lastRenderedPageBreak/>
+              <w:t>(flutter_localizations, intl dependencies) and initialized t</w:t>
+            </w:r>
+            <w:r>
+              <w:t>he Luganda ARB file</w:t>
             </w:r>
           </w:p>
           <w:p>
@@ -3294,10 +4579,7 @@
               <w:t>✓</w:t>
             </w:r>
             <w:r>
-              <w:t xml:space="preserve"> Restructured the l10n folder and </w:t>
-            </w:r>
-            <w:r>
-              <w:t>generated the English/Luganda localization delegate files</w:t>
+              <w:t xml:space="preserve"> Restructured the l10n folder and generated the English/Luganda localization delegate files</w:t>
             </w:r>
           </w:p>
           <w:p>
@@ -3321,7 +4603,10 @@
               <w:t>✓</w:t>
             </w:r>
             <w:r>
-              <w:t xml:space="preserve"> Worked on platform-specific TFLite and Firebase Storage services</w:t>
+              <w:t xml:space="preserve"> Worked on platform-specific TFLite and Firebas</w:t>
+            </w:r>
+            <w:r>
+              <w:t>e Storage services</w:t>
             </w:r>
           </w:p>
           <w:p>
@@ -3329,10 +4614,7 @@
               <w:t>✓</w:t>
             </w:r>
             <w:r>
-              <w:t xml:space="preserve"> Resolved merge conflicts by reconc</w:t>
-            </w:r>
-            <w:r>
-              <w:t>iling incoming changes</w:t>
+              <w:t xml:space="preserve"> Resolved merge conflicts by reconciling incoming changes</w:t>
             </w:r>
           </w:p>
         </w:tc>
@@ -3344,6 +4626,7 @@
           </w:tcPr>
           <w:p>
             <w:r>
+              <w:lastRenderedPageBreak/>
               <w:t>5</w:t>
             </w:r>
           </w:p>
@@ -3383,7 +4666,10 @@
               <w:t>✓</w:t>
             </w:r>
             <w:r>
-              <w:t xml:space="preserve"> Worked on the welcome, login, and registration pages</w:t>
+              <w:t xml:space="preserve"> Worked on the welcome, </w:t>
+            </w:r>
+            <w:r>
+              <w:t>login, and registration pages</w:t>
             </w:r>
           </w:p>
           <w:p>
@@ -3391,10 +4677,7 @@
               <w:t>✓</w:t>
             </w:r>
             <w:r>
-              <w:t xml:space="preserve"> Sized and integrated the AflAler</w:t>
-            </w:r>
-            <w:r>
-              <w:t>t logo across screens</w:t>
+              <w:t xml:space="preserve"> Sized and integrated the AflAlert logo across screens</w:t>
             </w:r>
           </w:p>
           <w:p>
@@ -3419,7 +4702,7 @@
     <w:p/>
     <w:sectPr>
       <w:pgSz w:w="12240" w:h="15840"/>
-      <w:pgMar w:top="1440" w:right="1247" w:bottom="1440" w:left="1247" w:header="720" w:footer="720" w:gutter="0"/>
+      <w:pgMar w:top="720" w:right="720" w:bottom="720" w:left="720" w:header="720" w:footer="720" w:gutter="0"/>
       <w:cols w:space="720"/>
       <w:docGrid w:linePitch="360"/>
     </w:sectPr>
@@ -15025,7 +16308,7 @@
     <w:autoRedefine/>
     <w:uiPriority w:val="39"/>
     <w:unhideWhenUsed/>
-    <w:rsid w:val="00032ED5"/>
+    <w:rsid w:val="0082411F"/>
     <w:pPr>
       <w:spacing w:after="100"/>
     </w:pPr>
@@ -15037,7 +16320,7 @@
     <w:autoRedefine/>
     <w:uiPriority w:val="39"/>
     <w:unhideWhenUsed/>
-    <w:rsid w:val="00032ED5"/>
+    <w:rsid w:val="0082411F"/>
     <w:pPr>
       <w:spacing w:after="100"/>
       <w:ind w:left="220"/>
@@ -15050,7 +16333,7 @@
     <w:autoRedefine/>
     <w:uiPriority w:val="39"/>
     <w:unhideWhenUsed/>
-    <w:rsid w:val="00032ED5"/>
+    <w:rsid w:val="0082411F"/>
     <w:pPr>
       <w:spacing w:after="100"/>
       <w:ind w:left="440"/>
@@ -15061,7 +16344,7 @@
     <w:basedOn w:val="DefaultParagraphFont"/>
     <w:uiPriority w:val="99"/>
     <w:unhideWhenUsed/>
-    <w:rsid w:val="00032ED5"/>
+    <w:rsid w:val="0082411F"/>
     <w:rPr>
       <w:color w:val="0000FF" w:themeColor="hyperlink"/>
       <w:u w:val="single"/>
